--- a/Class02_25680629/Ex02_Geodesy.docx
+++ b/Class02_25680629/Ex02_Geodesy.docx
@@ -27,7 +27,6 @@
     <w:p>
       <w:pPr>
         <w:rPr>
-          <w:rFonts w:hint="cs"/>
           <w:cs/>
         </w:rPr>
       </w:pPr>
@@ -49,37 +48,7 @@
           <w:rFonts w:hint="cs"/>
           <w:cs/>
         </w:rPr>
-        <w:t>กิโลเมตร จงคำนวณ รัศมีความโค้งในแนวเมอริเดี</w:t>
-      </w:r>
-      <w:proofErr w:type="spellStart"/>
-      <w:r>
-        <w:rPr>
-          <w:rFonts w:hint="cs"/>
-          <w:cs/>
-        </w:rPr>
-        <w:t>ยน</w:t>
-      </w:r>
-      <w:proofErr w:type="spellEnd"/>
-      <w:r>
-        <w:rPr>
-          <w:rFonts w:hint="cs"/>
-          <w:cs/>
-        </w:rPr>
-        <w:t xml:space="preserve">ที่ </w:t>
-      </w:r>
-      <w:r>
-        <w:rPr>
-          <w:rFonts w:hint="cs"/>
-          <w:cs/>
-        </w:rPr>
-        <w:t>ละติจูด</w:t>
-      </w:r>
-      <w:r>
-        <w:rPr>
-          <w:rFonts w:hint="cs"/>
-          <w:cs/>
-        </w:rPr>
-        <w:t xml:space="preserve"> </w:t>
+        <w:t xml:space="preserve">กิโลเมตร จงคำนวณ รัศมีความโค้งในแนวเมอริเดียนที่ ละติจูด </w:t>
       </w:r>
       <w:r>
         <w:t xml:space="preserve">30 </w:t>
@@ -96,14 +65,7 @@
           <w:rFonts w:hint="cs"/>
           <w:cs/>
         </w:rPr>
-        <w:t xml:space="preserve"> </w:t>
-      </w:r>
-      <w:r>
-        <w:rPr>
-          <w:rFonts w:hint="cs"/>
-          <w:cs/>
-        </w:rPr>
-        <w:t>หน่วยเมตร</w:t>
+        <w:t xml:space="preserve"> หน่วยเมตร</w:t>
       </w:r>
       <w:r>
         <w:rPr>
@@ -129,39 +91,7 @@
           <w:rFonts w:hint="cs"/>
           <w:cs/>
         </w:rPr>
-        <w:t xml:space="preserve">กิโลเมตร จงคำนวณ </w:t>
-      </w:r>
-      <w:proofErr w:type="gramStart"/>
-      <w:r>
-        <w:rPr>
-          <w:rFonts w:hint="cs"/>
-          <w:cs/>
-        </w:rPr>
-        <w:t>รัศมีความโค้งในแนวเมอริเดี</w:t>
-      </w:r>
-      <w:proofErr w:type="spellStart"/>
-      <w:r>
-        <w:rPr>
-          <w:rFonts w:hint="cs"/>
-          <w:cs/>
-        </w:rPr>
-        <w:t>ยน</w:t>
-      </w:r>
-      <w:proofErr w:type="spellEnd"/>
-      <w:r>
-        <w:rPr>
-          <w:rFonts w:hint="cs"/>
-          <w:cs/>
-        </w:rPr>
-        <w:t>ที่  ละติจูด</w:t>
-      </w:r>
-      <w:proofErr w:type="gramEnd"/>
-      <w:r>
-        <w:rPr>
-          <w:rFonts w:hint="cs"/>
-          <w:cs/>
-        </w:rPr>
-        <w:t xml:space="preserve"> </w:t>
+        <w:t xml:space="preserve">กิโลเมตร จงคำนวณ รัศมีความโค้งในแนวเมอริเดียนที่  ละติจูด </w:t>
       </w:r>
       <w:r>
         <w:t xml:space="preserve">60 </w:t>
@@ -203,14 +133,7 @@
           <w:rFonts w:hint="cs"/>
           <w:cs/>
         </w:rPr>
-        <w:t>กิโลเมตร จงคำนวณ รัศมีความโค้งใน</w:t>
-      </w:r>
-      <w:r>
-        <w:rPr>
-          <w:rFonts w:hint="cs"/>
-          <w:cs/>
-        </w:rPr>
-        <w:t xml:space="preserve">แนว </w:t>
+        <w:t xml:space="preserve">กิโลเมตร จงคำนวณ รัศมีความโค้งในแนว </w:t>
       </w:r>
       <w:r>
         <w:t xml:space="preserve">prime vertical </w:t>
@@ -220,27 +143,10 @@
           <w:rFonts w:hint="cs"/>
           <w:cs/>
         </w:rPr>
-        <w:t>ที่</w:t>
-      </w:r>
-      <w:r>
-        <w:rPr>
-          <w:rFonts w:hint="cs"/>
-          <w:cs/>
-        </w:rPr>
-        <w:t>ละติจูด</w:t>
-      </w:r>
-      <w:r>
-        <w:rPr>
-          <w:rFonts w:hint="cs"/>
-          <w:cs/>
-        </w:rPr>
-        <w:t xml:space="preserve"> </w:t>
-      </w:r>
-      <w:r>
-        <w:t xml:space="preserve">3 </w:t>
-      </w:r>
-      <w:r>
-        <w:t xml:space="preserve">0 </w:t>
+        <w:t xml:space="preserve">ที่ละติจูด </w:t>
+      </w:r>
+      <w:r>
+        <w:t xml:space="preserve">3 0 </w:t>
       </w:r>
       <w:r>
         <w:rPr>
@@ -254,14 +160,7 @@
           <w:rFonts w:hint="cs"/>
           <w:cs/>
         </w:rPr>
-        <w:t xml:space="preserve"> </w:t>
-      </w:r>
-      <w:r>
-        <w:rPr>
-          <w:rFonts w:hint="cs"/>
-          <w:cs/>
-        </w:rPr>
-        <w:t>หน่วยเมตร</w:t>
+        <w:t xml:space="preserve"> หน่วยเมตร</w:t>
       </w:r>
       <w:r>
         <w:rPr>
@@ -270,10 +169,7 @@
         <w:br/>
       </w:r>
       <w:r>
-        <w:t>4</w:t>
-      </w:r>
-      <w:r>
-        <w:t xml:space="preserve"> </w:t>
+        <w:t xml:space="preserve">4 </w:t>
       </w:r>
       <w:r>
         <w:rPr>
@@ -295,30 +191,15 @@
       <w:r>
         <w:t xml:space="preserve">prime vertical </w:t>
       </w:r>
-      <w:proofErr w:type="gramStart"/>
-      <w:r>
-        <w:rPr>
-          <w:rFonts w:hint="cs"/>
-          <w:cs/>
-        </w:rPr>
-        <w:t>ที่  พิกัด</w:t>
-      </w:r>
-      <w:proofErr w:type="gramEnd"/>
-      <w:r>
-        <w:rPr>
-          <w:rFonts w:hint="cs"/>
-          <w:cs/>
-        </w:rPr>
-        <w:t xml:space="preserve"> </w:t>
-      </w:r>
-      <w:r>
-        <w:t xml:space="preserve"> </w:t>
-      </w:r>
-      <w:r>
-        <w:t>6</w:t>
-      </w:r>
-      <w:r>
-        <w:t xml:space="preserve">0 </w:t>
+      <w:r>
+        <w:rPr>
+          <w:rFonts w:hint="cs"/>
+          <w:cs/>
+        </w:rPr>
+        <w:t xml:space="preserve">ที่  พิกัด </w:t>
+      </w:r>
+      <w:r>
+        <w:t xml:space="preserve"> 60 </w:t>
       </w:r>
       <w:r>
         <w:rPr>
@@ -332,44 +213,26 @@
           <w:rFonts w:hint="cs"/>
           <w:cs/>
         </w:rPr>
-        <w:t xml:space="preserve"> </w:t>
-      </w:r>
-      <w:r>
-        <w:rPr>
-          <w:rFonts w:hint="cs"/>
-          <w:cs/>
-        </w:rPr>
-        <w:t>หน่วยเมตร</w:t>
+        <w:t xml:space="preserve"> หน่วยเมตร</w:t>
       </w:r>
     </w:p>
     <w:p>
       <w:pPr>
         <w:rPr>
-          <w:rFonts w:hint="cs"/>
           <w:cs/>
         </w:rPr>
       </w:pPr>
     </w:p>
     <w:p>
       <w:r>
-        <w:t>5</w:t>
-      </w:r>
-      <w:r>
-        <w:t xml:space="preserve"> </w:t>
-      </w:r>
-      <w:r>
-        <w:rPr>
-          <w:rFonts w:hint="cs"/>
-          <w:cs/>
-        </w:rPr>
-        <w:t xml:space="preserve">กำหนดให้ </w:t>
-      </w:r>
-      <w:r>
-        <w:rPr>
-          <w:rFonts w:hint="cs"/>
-          <w:cs/>
-        </w:rPr>
-        <w:t xml:space="preserve">ทรงรีโลก มีขนาดตามมาตรฐาน </w:t>
+        <w:t xml:space="preserve">5 </w:t>
+      </w:r>
+      <w:r>
+        <w:rPr>
+          <w:rFonts w:hint="cs"/>
+          <w:cs/>
+        </w:rPr>
+        <w:t xml:space="preserve">กำหนดให้ ทรงรีโลก มีขนาดตามมาตรฐาน </w:t>
       </w:r>
       <w:r>
         <w:rPr>
@@ -377,44 +240,12 @@
         </w:rPr>
         <w:t>WGS</w:t>
       </w:r>
-      <w:proofErr w:type="gramStart"/>
-      <w:r>
-        <w:rPr>
-          <w:rFonts w:hint="cs"/>
-          <w:cs/>
-        </w:rPr>
-        <w:t xml:space="preserve">84 </w:t>
-      </w:r>
-      <w:r>
-        <w:rPr>
-          <w:rFonts w:hint="cs"/>
-          <w:cs/>
-        </w:rPr>
-        <w:t xml:space="preserve"> จงคำนวณ</w:t>
-      </w:r>
-      <w:proofErr w:type="gramEnd"/>
-      <w:r>
-        <w:rPr>
-          <w:rFonts w:hint="cs"/>
-          <w:cs/>
-        </w:rPr>
-        <w:t xml:space="preserve"> รัศมีความโค้งในแนวเมอริเดี</w:t>
-      </w:r>
-      <w:proofErr w:type="spellStart"/>
-      <w:r>
-        <w:rPr>
-          <w:rFonts w:hint="cs"/>
-          <w:cs/>
-        </w:rPr>
-        <w:t>ยน</w:t>
-      </w:r>
-      <w:proofErr w:type="spellEnd"/>
-      <w:r>
-        <w:rPr>
-          <w:rFonts w:hint="cs"/>
-          <w:cs/>
-        </w:rPr>
-        <w:t xml:space="preserve">ที่ ละติจูด </w:t>
+      <w:r>
+        <w:rPr>
+          <w:rFonts w:hint="cs"/>
+          <w:cs/>
+        </w:rPr>
+        <w:t xml:space="preserve">84  จงคำนวณ รัศมีความโค้งในแนวเมอริเดียนที่ ละติจูด </w:t>
       </w:r>
       <w:r>
         <w:t xml:space="preserve">30 </w:t>
@@ -431,14 +262,7 @@
           <w:rFonts w:hint="cs"/>
           <w:cs/>
         </w:rPr>
-        <w:t xml:space="preserve"> </w:t>
-      </w:r>
-      <w:r>
-        <w:rPr>
-          <w:rFonts w:hint="cs"/>
-          <w:cs/>
-        </w:rPr>
-        <w:t>หน่วยเมตร</w:t>
+        <w:t xml:space="preserve"> หน่วยเมตร</w:t>
       </w:r>
       <w:r>
         <w:rPr>
@@ -447,24 +271,14 @@
         <w:br/>
       </w:r>
       <w:r>
-        <w:t>6</w:t>
-      </w:r>
-      <w:r>
-        <w:t xml:space="preserve"> </w:t>
-      </w:r>
-      <w:r>
-        <w:rPr>
-          <w:rFonts w:hint="cs"/>
-          <w:cs/>
-        </w:rPr>
-        <w:t xml:space="preserve">กำหนดให้ </w:t>
-      </w:r>
-      <w:r>
-        <w:rPr>
-          <w:rFonts w:hint="cs"/>
-          <w:cs/>
-        </w:rPr>
-        <w:t xml:space="preserve">ทรงรีโลก มีขนาดตามมาตรฐาน </w:t>
+        <w:t xml:space="preserve">6 </w:t>
+      </w:r>
+      <w:r>
+        <w:rPr>
+          <w:rFonts w:hint="cs"/>
+          <w:cs/>
+        </w:rPr>
+        <w:t xml:space="preserve">กำหนดให้ ทรงรีโลก มีขนาดตามมาตรฐาน </w:t>
       </w:r>
       <w:r>
         <w:rPr>
@@ -472,60 +286,12 @@
         </w:rPr>
         <w:t>WGS</w:t>
       </w:r>
-      <w:proofErr w:type="gramStart"/>
-      <w:r>
-        <w:rPr>
-          <w:rFonts w:hint="cs"/>
-          <w:cs/>
-        </w:rPr>
-        <w:t xml:space="preserve">84 </w:t>
-      </w:r>
-      <w:r>
-        <w:rPr>
-          <w:rFonts w:hint="cs"/>
-          <w:cs/>
-        </w:rPr>
-        <w:t xml:space="preserve"> จงคำนวณ</w:t>
-      </w:r>
-      <w:proofErr w:type="gramEnd"/>
-      <w:r>
-        <w:rPr>
-          <w:rFonts w:hint="cs"/>
-          <w:cs/>
-        </w:rPr>
-        <w:t xml:space="preserve"> </w:t>
-      </w:r>
-      <w:proofErr w:type="gramStart"/>
-      <w:r>
-        <w:rPr>
-          <w:rFonts w:hint="cs"/>
-          <w:cs/>
-        </w:rPr>
-        <w:t>รัศมีความโค้งในแนวเมอริเดี</w:t>
-      </w:r>
-      <w:proofErr w:type="spellStart"/>
-      <w:r>
-        <w:rPr>
-          <w:rFonts w:hint="cs"/>
-          <w:cs/>
-        </w:rPr>
-        <w:t>ยน</w:t>
-      </w:r>
-      <w:proofErr w:type="spellEnd"/>
-      <w:r>
-        <w:rPr>
-          <w:rFonts w:hint="cs"/>
-          <w:cs/>
-        </w:rPr>
-        <w:t>ที่  ละติจูด</w:t>
-      </w:r>
-      <w:proofErr w:type="gramEnd"/>
-      <w:r>
-        <w:rPr>
-          <w:rFonts w:hint="cs"/>
-          <w:cs/>
-        </w:rPr>
-        <w:t xml:space="preserve"> </w:t>
+      <w:r>
+        <w:rPr>
+          <w:rFonts w:hint="cs"/>
+          <w:cs/>
+        </w:rPr>
+        <w:t xml:space="preserve">84  จงคำนวณ รัศมีความโค้งในแนวเมอริเดียนที่  ละติจูด </w:t>
       </w:r>
       <w:r>
         <w:t xml:space="preserve">60 </w:t>
@@ -547,24 +313,14 @@
     </w:p>
     <w:p>
       <w:r>
-        <w:t>7</w:t>
-      </w:r>
-      <w:r>
-        <w:t xml:space="preserve"> </w:t>
-      </w:r>
-      <w:r>
-        <w:rPr>
-          <w:rFonts w:hint="cs"/>
-          <w:cs/>
-        </w:rPr>
-        <w:t xml:space="preserve">กำหนดให้ </w:t>
-      </w:r>
-      <w:r>
-        <w:rPr>
-          <w:rFonts w:hint="cs"/>
-          <w:cs/>
-        </w:rPr>
-        <w:t xml:space="preserve">ทรงรีโลก มีขนาดตามมาตรฐาน </w:t>
+        <w:t xml:space="preserve">7 </w:t>
+      </w:r>
+      <w:r>
+        <w:rPr>
+          <w:rFonts w:hint="cs"/>
+          <w:cs/>
+        </w:rPr>
+        <w:t xml:space="preserve">กำหนดให้ ทรงรีโลก มีขนาดตามมาตรฐาน </w:t>
       </w:r>
       <w:r>
         <w:rPr>
@@ -572,28 +328,12 @@
         </w:rPr>
         <w:t>WGS</w:t>
       </w:r>
-      <w:proofErr w:type="gramStart"/>
-      <w:r>
-        <w:rPr>
-          <w:rFonts w:hint="cs"/>
-          <w:cs/>
-        </w:rPr>
-        <w:t xml:space="preserve">84 </w:t>
-      </w:r>
-      <w:r>
-        <w:rPr>
-          <w:rFonts w:hint="cs"/>
-          <w:cs/>
-        </w:rPr>
-        <w:t xml:space="preserve"> จงคำนวณ</w:t>
-      </w:r>
-      <w:proofErr w:type="gramEnd"/>
-      <w:r>
-        <w:rPr>
-          <w:rFonts w:hint="cs"/>
-          <w:cs/>
-        </w:rPr>
-        <w:t xml:space="preserve"> รัศมีความโค้งในแนว </w:t>
+      <w:r>
+        <w:rPr>
+          <w:rFonts w:hint="cs"/>
+          <w:cs/>
+        </w:rPr>
+        <w:t xml:space="preserve">84  จงคำนวณ รัศมีความโค้งในแนว </w:t>
       </w:r>
       <w:r>
         <w:t xml:space="preserve">prime vertical </w:t>
@@ -620,14 +360,7 @@
           <w:rFonts w:hint="cs"/>
           <w:cs/>
         </w:rPr>
-        <w:t xml:space="preserve"> </w:t>
-      </w:r>
-      <w:r>
-        <w:rPr>
-          <w:rFonts w:hint="cs"/>
-          <w:cs/>
-        </w:rPr>
-        <w:t>หน่วยเมตร</w:t>
+        <w:t xml:space="preserve"> หน่วยเมตร</w:t>
       </w:r>
       <w:r>
         <w:rPr>
@@ -636,24 +369,14 @@
         <w:br/>
       </w:r>
       <w:r>
-        <w:t>8</w:t>
-      </w:r>
-      <w:r>
-        <w:t xml:space="preserve"> </w:t>
-      </w:r>
-      <w:r>
-        <w:rPr>
-          <w:rFonts w:hint="cs"/>
-          <w:cs/>
-        </w:rPr>
-        <w:t xml:space="preserve">กำหนดให้ </w:t>
-      </w:r>
-      <w:r>
-        <w:rPr>
-          <w:rFonts w:hint="cs"/>
-          <w:cs/>
-        </w:rPr>
-        <w:t xml:space="preserve">ทรงรีโลก มีขนาดตามมาตรฐาน </w:t>
+        <w:t xml:space="preserve">8 </w:t>
+      </w:r>
+      <w:r>
+        <w:rPr>
+          <w:rFonts w:hint="cs"/>
+          <w:cs/>
+        </w:rPr>
+        <w:t xml:space="preserve">กำหนดให้ ทรงรีโลก มีขนาดตามมาตรฐาน </w:t>
       </w:r>
       <w:r>
         <w:rPr>
@@ -661,47 +384,22 @@
         </w:rPr>
         <w:t>WGS</w:t>
       </w:r>
-      <w:proofErr w:type="gramStart"/>
-      <w:r>
-        <w:rPr>
-          <w:rFonts w:hint="cs"/>
-          <w:cs/>
-        </w:rPr>
-        <w:t xml:space="preserve">84 </w:t>
-      </w:r>
-      <w:r>
-        <w:rPr>
-          <w:rFonts w:hint="cs"/>
-          <w:cs/>
-        </w:rPr>
-        <w:t xml:space="preserve"> จงคำนวณ</w:t>
-      </w:r>
-      <w:proofErr w:type="gramEnd"/>
-      <w:r>
-        <w:rPr>
-          <w:rFonts w:hint="cs"/>
-          <w:cs/>
-        </w:rPr>
-        <w:t xml:space="preserve"> รัศมีความโค้งในแนว </w:t>
+      <w:r>
+        <w:rPr>
+          <w:rFonts w:hint="cs"/>
+          <w:cs/>
+        </w:rPr>
+        <w:t xml:space="preserve">84  จงคำนวณ รัศมีความโค้งในแนว </w:t>
       </w:r>
       <w:r>
         <w:t xml:space="preserve">prime vertical </w:t>
       </w:r>
-      <w:proofErr w:type="gramStart"/>
-      <w:r>
-        <w:rPr>
-          <w:rFonts w:hint="cs"/>
-          <w:cs/>
-        </w:rPr>
-        <w:t>ที่  พิกัด</w:t>
-      </w:r>
-      <w:proofErr w:type="gramEnd"/>
-      <w:r>
-        <w:rPr>
-          <w:rFonts w:hint="cs"/>
-          <w:cs/>
-        </w:rPr>
-        <w:t xml:space="preserve"> </w:t>
+      <w:r>
+        <w:rPr>
+          <w:rFonts w:hint="cs"/>
+          <w:cs/>
+        </w:rPr>
+        <w:t xml:space="preserve">ที่  พิกัด </w:t>
       </w:r>
       <w:r>
         <w:t xml:space="preserve"> 60 </w:t>
@@ -718,14 +416,7 @@
           <w:rFonts w:hint="cs"/>
           <w:cs/>
         </w:rPr>
-        <w:t xml:space="preserve"> </w:t>
-      </w:r>
-      <w:r>
-        <w:rPr>
-          <w:rFonts w:hint="cs"/>
-          <w:cs/>
-        </w:rPr>
-        <w:t>หน่วยเมตร</w:t>
+        <w:t xml:space="preserve"> หน่วยเมตร</w:t>
       </w:r>
       <w:r>
         <w:rPr>
@@ -741,7 +432,6 @@
         </w:rPr>
         <w:br/>
       </w:r>
-      <w:proofErr w:type="gramStart"/>
       <w:r>
         <w:t xml:space="preserve">10  </w:t>
       </w:r>
@@ -750,15 +440,7 @@
           <w:rFonts w:hint="cs"/>
           <w:cs/>
         </w:rPr>
-        <w:t>จงคำนวณระยะทาง</w:t>
-      </w:r>
-      <w:proofErr w:type="gramEnd"/>
-      <w:r>
-        <w:rPr>
-          <w:rFonts w:hint="cs"/>
-          <w:cs/>
-        </w:rPr>
-        <w:t xml:space="preserve"> จาก สนามบินในประเทศไทย </w:t>
+        <w:t xml:space="preserve">จงคำนวณระยะทาง จาก สนามบินในประเทศไทย </w:t>
       </w:r>
       <w:r>
         <w:t>(A)</w:t>
@@ -781,29 +463,162 @@
         <w:t xml:space="preserve">เปรียบเทียบ ระยะทางคำนวนบนทรงกลม </w:t>
       </w:r>
       <w:r>
-        <w:t>R=</w:t>
-      </w:r>
-      <w:proofErr w:type="gramStart"/>
-      <w:r>
-        <w:t xml:space="preserve">6371  </w:t>
-      </w:r>
-      <w:r>
-        <w:rPr>
-          <w:rFonts w:hint="cs"/>
-          <w:cs/>
-        </w:rPr>
-        <w:t>กิโลเมตร</w:t>
-      </w:r>
-      <w:proofErr w:type="gramEnd"/>
-      <w:r>
-        <w:rPr>
-          <w:rFonts w:hint="cs"/>
-          <w:cs/>
-        </w:rPr>
-        <w:t xml:space="preserve"> เปรียบเทียบกับ คำนวณบนทรงรีโลก </w:t>
+        <w:t xml:space="preserve">R=6371  </w:t>
+      </w:r>
+      <w:r>
+        <w:rPr>
+          <w:rFonts w:hint="cs"/>
+          <w:cs/>
+        </w:rPr>
+        <w:t xml:space="preserve">กิโลเมตร เปรียบเทียบกับ คำนวณบนทรงรีโลก </w:t>
       </w:r>
       <w:r>
         <w:t>WGS84</w:t>
+      </w:r>
+    </w:p>
+    <w:p>
+      <w:r>
+        <w:t xml:space="preserve">11  </w:t>
+      </w:r>
+      <w:r>
+        <w:rPr>
+          <w:rFonts w:hint="cs"/>
+          <w:cs/>
+        </w:rPr>
+        <w:t xml:space="preserve">จงคำนวณทิศทางของเครื่องบิน ขณะขึ้นบิน จาก สนามบินในประเทศไทย </w:t>
+      </w:r>
+      <w:r>
+        <w:t>(A)</w:t>
+      </w:r>
+      <w:r>
+        <w:rPr>
+          <w:rFonts w:hint="cs"/>
+          <w:cs/>
+        </w:rPr>
+        <w:t xml:space="preserve"> </w:t>
+      </w:r>
+      <w:r>
+        <w:rPr>
+          <w:rFonts w:hint="cs"/>
+          <w:cs/>
+        </w:rPr>
+        <w:t xml:space="preserve">และขณะเครื่องลงจด </w:t>
+      </w:r>
+      <w:r>
+        <w:rPr>
+          <w:rFonts w:hint="cs"/>
+          <w:cs/>
+        </w:rPr>
+        <w:t xml:space="preserve">นามบินยุโรป </w:t>
+      </w:r>
+      <w:r>
+        <w:t xml:space="preserve">(B) </w:t>
+      </w:r>
+      <w:r>
+        <w:rPr>
+          <w:rFonts w:hint="cs"/>
+          <w:cs/>
+        </w:rPr>
+        <w:t>ให้</w:t>
+      </w:r>
+      <w:r>
+        <w:rPr>
+          <w:rFonts w:hint="cs"/>
+          <w:cs/>
+        </w:rPr>
+        <w:t xml:space="preserve">คำนวณบนทรงรีโลก </w:t>
+      </w:r>
+      <w:r>
+        <w:t>WGS84</w:t>
+      </w:r>
+    </w:p>
+    <w:p/>
+    <w:p>
+      <w:pPr>
+        <w:rPr>
+          <w:rFonts w:hint="cs"/>
+          <w:cs/>
+        </w:rPr>
+      </w:pPr>
+      <w:r>
+        <w:t xml:space="preserve">12 </w:t>
+      </w:r>
+      <w:r>
+        <w:rPr>
+          <w:rFonts w:hint="cs"/>
+          <w:cs/>
+        </w:rPr>
+        <w:t xml:space="preserve">จงวาดรูปบน กระดาษ </w:t>
+      </w:r>
+      <w:r>
+        <w:t xml:space="preserve">A4 </w:t>
+      </w:r>
+      <w:r>
+        <w:rPr>
+          <w:rFonts w:hint="cs"/>
+          <w:cs/>
+        </w:rPr>
+        <w:t xml:space="preserve">แสดงมุมเอียงของทรงกลมโลก ปรากฏแกน </w:t>
+      </w:r>
+      <w:r>
+        <w:t xml:space="preserve">X,Y,Z </w:t>
+      </w:r>
+      <w:r>
+        <w:rPr>
+          <w:rFonts w:hint="cs"/>
+          <w:cs/>
+        </w:rPr>
+        <w:t>ผิวทรงกลมโลก</w:t>
+      </w:r>
+      <w:r>
+        <w:t xml:space="preserve">  </w:t>
+      </w:r>
+      <w:r>
+        <w:rPr>
+          <w:rFonts w:hint="cs"/>
+          <w:cs/>
+        </w:rPr>
+        <w:t xml:space="preserve">พร้อมจุดตัวแทน </w:t>
+      </w:r>
+      <w:r>
+        <w:t xml:space="preserve">P </w:t>
+      </w:r>
+      <w:r>
+        <w:rPr>
+          <w:rFonts w:hint="cs"/>
+          <w:cs/>
+        </w:rPr>
+        <w:t xml:space="preserve">มีพิกัดเป็น </w:t>
+      </w:r>
+      <w:r>
+        <w:t xml:space="preserve">X,Y,Z  </w:t>
+      </w:r>
+      <w:r>
+        <w:rPr>
+          <w:rFonts w:hint="cs"/>
+          <w:cs/>
+        </w:rPr>
+        <w:t xml:space="preserve">และมีความสูงเหนือทรงกลม </w:t>
+      </w:r>
+      <w:r>
+        <w:t>h (  2</w:t>
+      </w:r>
+      <w:r>
+        <w:rPr>
+          <w:rFonts w:hint="cs"/>
+          <w:cs/>
+        </w:rPr>
+        <w:t xml:space="preserve"> ภาพ ในหนึ่งหน้า </w:t>
+      </w:r>
+      <w:r>
+        <w:t xml:space="preserve"> A4) </w:t>
+      </w:r>
+      <w:r>
+        <w:rPr>
+          <w:rFonts w:hint="cs"/>
+          <w:cs/>
+        </w:rPr>
+        <w:t xml:space="preserve"> พร้อมแสดงพิกัดคาร์ทีเซียน</w:t>
       </w:r>
     </w:p>
     <w:p>
@@ -813,12 +628,70 @@
           <w:cs/>
         </w:rPr>
       </w:pPr>
-      <w:proofErr w:type="gramStart"/>
-      <w:r>
+      <w:r>
+        <w:lastRenderedPageBreak/>
         <w:t>1</w:t>
       </w:r>
       <w:r>
-        <w:t>1</w:t>
+        <w:t>3</w:t>
+      </w:r>
+      <w:r>
+        <w:t xml:space="preserve"> </w:t>
+      </w:r>
+      <w:r>
+        <w:rPr>
+          <w:rFonts w:hint="cs"/>
+          <w:cs/>
+        </w:rPr>
+        <w:t xml:space="preserve">จงวาดรูปบน กระดาษ </w:t>
+      </w:r>
+      <w:r>
+        <w:t xml:space="preserve">A4 </w:t>
+      </w:r>
+      <w:r>
+        <w:rPr>
+          <w:rFonts w:hint="cs"/>
+          <w:cs/>
+        </w:rPr>
+        <w:t>แสดงมุมเอียงของทร</w:t>
+      </w:r>
+      <w:r>
+        <w:rPr>
+          <w:rFonts w:hint="cs"/>
+          <w:cs/>
+        </w:rPr>
+        <w:t>งรี</w:t>
+      </w:r>
+      <w:r>
+        <w:rPr>
+          <w:rFonts w:hint="cs"/>
+          <w:cs/>
+        </w:rPr>
+        <w:t xml:space="preserve">โลก ปรากฏแกน </w:t>
+      </w:r>
+      <w:r>
+        <w:t xml:space="preserve">X,Y,Z </w:t>
+      </w:r>
+      <w:r>
+        <w:rPr>
+          <w:rFonts w:hint="cs"/>
+          <w:cs/>
+        </w:rPr>
+        <w:t>ผิวทรง</w:t>
+      </w:r>
+      <w:r>
+        <w:rPr>
+          <w:rFonts w:hint="cs"/>
+          <w:cs/>
+        </w:rPr>
+        <w:t>รี</w:t>
+      </w:r>
+      <w:r>
+        <w:rPr>
+          <w:rFonts w:hint="cs"/>
+          <w:cs/>
+        </w:rPr>
+        <w:t>โลก</w:t>
       </w:r>
       <w:r>
         <w:t xml:space="preserve">  </w:t>
@@ -828,32 +701,34 @@
           <w:rFonts w:hint="cs"/>
           <w:cs/>
         </w:rPr>
-        <w:t>จงคำนวณ</w:t>
-      </w:r>
-      <w:r>
-        <w:rPr>
-          <w:rFonts w:hint="cs"/>
-          <w:cs/>
-        </w:rPr>
-        <w:t>ทิศทางของเครื่องบิน</w:t>
-      </w:r>
-      <w:proofErr w:type="gramEnd"/>
-      <w:r>
-        <w:rPr>
-          <w:rFonts w:hint="cs"/>
-          <w:cs/>
-        </w:rPr>
-        <w:t xml:space="preserve"> ขณะขึ้นบิน </w:t>
-      </w:r>
-      <w:r>
-        <w:rPr>
-          <w:rFonts w:hint="cs"/>
-          <w:cs/>
-        </w:rPr>
-        <w:t xml:space="preserve">จาก สนามบินในประเทศไทย </w:t>
-      </w:r>
-      <w:r>
-        <w:t>(A)</w:t>
+        <w:t xml:space="preserve">พร้อมจุดตัวแทน </w:t>
+      </w:r>
+      <w:r>
+        <w:t xml:space="preserve">P </w:t>
+      </w:r>
+      <w:r>
+        <w:rPr>
+          <w:rFonts w:hint="cs"/>
+          <w:cs/>
+        </w:rPr>
+        <w:t xml:space="preserve">มีพิกัดเป็น </w:t>
+      </w:r>
+      <w:r>
+        <w:t xml:space="preserve">X,Y,Z  </w:t>
+      </w:r>
+      <w:r>
+        <w:rPr>
+          <w:rFonts w:hint="cs"/>
+          <w:cs/>
+        </w:rPr>
+        <w:t>และมีความสูงเหนือทรง</w:t>
+      </w:r>
+      <w:r>
+        <w:rPr>
+          <w:rFonts w:hint="cs"/>
+          <w:cs/>
+        </w:rPr>
+        <w:t>รี</w:t>
       </w:r>
       <w:r>
         <w:rPr>
@@ -863,47 +738,32 @@
         <w:t xml:space="preserve"> </w:t>
       </w:r>
       <w:r>
-        <w:rPr>
-          <w:rFonts w:hint="cs"/>
-          <w:cs/>
-        </w:rPr>
-        <w:t xml:space="preserve">และขณะเครื่องลงจด </w:t>
-      </w:r>
-      <w:r>
-        <w:rPr>
-          <w:rFonts w:hint="cs"/>
-          <w:cs/>
-        </w:rPr>
-        <w:t xml:space="preserve">นามบินยุโรป </w:t>
-      </w:r>
-      <w:r>
-        <w:t xml:space="preserve">(B) </w:t>
-      </w:r>
-      <w:r>
-        <w:rPr>
-          <w:rFonts w:hint="cs"/>
-          <w:cs/>
-        </w:rPr>
-        <w:t>ให้</w:t>
-      </w:r>
-      <w:r>
-        <w:rPr>
-          <w:rFonts w:hint="cs"/>
-          <w:cs/>
-        </w:rPr>
-        <w:t xml:space="preserve">คำนวณบนทรงรีโลก </w:t>
-      </w:r>
-      <w:r>
-        <w:t>WGS84</w:t>
-      </w:r>
-    </w:p>
-    <w:p>
-      <w:pPr>
-        <w:rPr>
-          <w:rFonts w:hint="cs"/>
-          <w:cs/>
-        </w:rPr>
-      </w:pPr>
+        <w:t>h (  2</w:t>
+      </w:r>
+      <w:r>
+        <w:rPr>
+          <w:rFonts w:hint="cs"/>
+          <w:cs/>
+        </w:rPr>
+        <w:t xml:space="preserve"> ภาพ ในหนึ่งหน้า </w:t>
+      </w:r>
+      <w:r>
+        <w:t xml:space="preserve"> A4)</w:t>
+      </w:r>
+      <w:r>
+        <w:rPr>
+          <w:rFonts w:hint="cs"/>
+          <w:cs/>
+        </w:rPr>
+        <w:t xml:space="preserve"> </w:t>
+      </w:r>
+      <w:r>
+        <w:rPr>
+          <w:rFonts w:hint="cs"/>
+          <w:cs/>
+        </w:rPr>
+        <w:t>พร้อมแสดงพิกัดคาร์ทีเซียน</w:t>
+      </w:r>
     </w:p>
     <w:sectPr>
       <w:pgSz w:w="12240" w:h="15840"/>
@@ -1516,6 +1376,7 @@
   <w:style w:type="character" w:default="1" w:styleId="DefaultParagraphFont">
     <w:name w:val="Default Paragraph Font"/>
     <w:uiPriority w:val="1"/>
+    <w:semiHidden/>
     <w:unhideWhenUsed/>
   </w:style>
   <w:style w:type="table" w:default="1" w:styleId="TableNormal">

--- a/Class02_25680629/Ex02_Geodesy.docx
+++ b/Class02_25680629/Ex02_Geodesy.docx
@@ -3,11 +3,25 @@
 <w:document xmlns:wpc="http://schemas.microsoft.com/office/word/2010/wordprocessingCanvas" xmlns:cx="http://schemas.microsoft.com/office/drawing/2014/chartex" xmlns:cx1="http://schemas.microsoft.com/office/drawing/2015/9/8/chartex" xmlns:cx2="http://schemas.microsoft.com/office/drawing/2015/10/21/chartex" xmlns:cx3="http://schemas.microsoft.com/office/drawing/2016/5/9/chartex" xmlns:cx4="http://schemas.microsoft.com/office/drawing/2016/5/10/chartex" xmlns:cx5="http://schemas.microsoft.com/office/drawing/2016/5/11/chartex" xmlns:cx6="http://schemas.microsoft.com/office/drawing/2016/5/12/chartex" xmlns:cx7="http://schemas.microsoft.com/office/drawing/2016/5/13/chartex" xmlns:cx8="http://schemas.microsoft.com/office/drawing/2016/5/14/chartex" xmlns:mc="http://schemas.openxmlformats.org/markup-compatibility/2006" xmlns:aink="http://schemas.microsoft.com/office/drawing/2016/ink" xmlns:am3d="http://schemas.microsoft.com/office/drawing/2017/model3d" xmlns:o="urn:schemas-microsoft-com:office:office" xmlns:oel="http://schemas.microsoft.com/office/2019/extlst" xmlns:r="http://schemas.openxmlformats.org/officeDocument/2006/relationships" xmlns:m="http://schemas.openxmlformats.org/officeDocument/2006/math" xmlns:v="urn:schemas-microsoft-com:vml" xmlns:wp14="http://schemas.microsoft.com/office/word/2010/wordprocessingDrawing" xmlns:wp="http://schemas.openxmlformats.org/drawingml/2006/wordprocessingDrawing" xmlns:w10="urn:schemas-microsoft-com:office:word" xmlns:w="http://schemas.openxmlformats.org/wordprocessingml/2006/main" xmlns:w14="http://schemas.microsoft.com/office/word/2010/wordml" xmlns:w15="http://schemas.microsoft.com/office/word/2012/wordml" xmlns:w16cex="http://schemas.microsoft.com/office/word/2018/wordml/cex" xmlns:w16cid="http://schemas.microsoft.com/office/word/2016/wordml/cid" xmlns:w16="http://schemas.microsoft.com/office/word/2018/wordml" xmlns:w16du="http://schemas.microsoft.com/office/word/2023/wordml/word16du" xmlns:w16sdtdh="http://schemas.microsoft.com/office/word/2020/wordml/sdtdatahash" xmlns:w16sdtfl="http://schemas.microsoft.com/office/word/2024/wordml/sdtformatlock" xmlns:w16se="http://schemas.microsoft.com/office/word/2015/wordml/symex" xmlns:wpg="http://schemas.microsoft.com/office/word/2010/wordprocessingGroup" xmlns:wpi="http://schemas.microsoft.com/office/word/2010/wordprocessingInk" xmlns:wne="http://schemas.microsoft.com/office/word/2006/wordml" xmlns:wps="http://schemas.microsoft.com/office/word/2010/wordprocessingShape" mc:Ignorable="w14 w15 w16se w16cid w16 w16cex w16sdtdh w16sdtfl w16du wp14">
   <w:body>
     <w:p>
-      <w:r>
-        <w:rPr>
-          <w:rFonts w:hint="cs"/>
-          <w:cs/>
-        </w:rPr>
+      <w:pPr>
+        <w:rPr>
+          <w:cs/>
+        </w:rPr>
+      </w:pPr>
+      <w:r>
+        <w:rPr>
+          <w:cs/>
+        </w:rPr>
+        <w:br w:type="page"/>
+      </w:r>
+    </w:p>
+    <w:p>
+      <w:r>
+        <w:rPr>
+          <w:rFonts w:hint="cs"/>
+          <w:cs/>
+        </w:rPr>
+        <w:lastRenderedPageBreak/>
         <w:t xml:space="preserve">ชั้นเรียน </w:t>
       </w:r>
       <w:r>
@@ -48,7 +62,23 @@
           <w:rFonts w:hint="cs"/>
           <w:cs/>
         </w:rPr>
-        <w:t xml:space="preserve">กิโลเมตร จงคำนวณ รัศมีความโค้งในแนวเมอริเดียนที่ ละติจูด </w:t>
+        <w:t>กิโลเมตร จงคำนวณ รัศมีความโค้งในแนวเมอริเดี</w:t>
+      </w:r>
+      <w:proofErr w:type="spellStart"/>
+      <w:r>
+        <w:rPr>
+          <w:rFonts w:hint="cs"/>
+          <w:cs/>
+        </w:rPr>
+        <w:t>ยน</w:t>
+      </w:r>
+      <w:proofErr w:type="spellEnd"/>
+      <w:r>
+        <w:rPr>
+          <w:rFonts w:hint="cs"/>
+          <w:cs/>
+        </w:rPr>
+        <w:t xml:space="preserve">ที่ ละติจูด </w:t>
       </w:r>
       <w:r>
         <w:t xml:space="preserve">30 </w:t>
@@ -91,7 +121,23 @@
           <w:rFonts w:hint="cs"/>
           <w:cs/>
         </w:rPr>
-        <w:t xml:space="preserve">กิโลเมตร จงคำนวณ รัศมีความโค้งในแนวเมอริเดียนที่  ละติจูด </w:t>
+        <w:t>กิโลเมตร จงคำนวณ รัศมีความโค้งในแนวเมอริเดี</w:t>
+      </w:r>
+      <w:proofErr w:type="spellStart"/>
+      <w:r>
+        <w:rPr>
+          <w:rFonts w:hint="cs"/>
+          <w:cs/>
+        </w:rPr>
+        <w:t>ยน</w:t>
+      </w:r>
+      <w:proofErr w:type="spellEnd"/>
+      <w:r>
+        <w:rPr>
+          <w:rFonts w:hint="cs"/>
+          <w:cs/>
+        </w:rPr>
+        <w:t xml:space="preserve">ที่  ละติจูด </w:t>
       </w:r>
       <w:r>
         <w:t xml:space="preserve">60 </w:t>
@@ -245,7 +291,23 @@
           <w:rFonts w:hint="cs"/>
           <w:cs/>
         </w:rPr>
-        <w:t xml:space="preserve">84  จงคำนวณ รัศมีความโค้งในแนวเมอริเดียนที่ ละติจูด </w:t>
+        <w:t>84  จงคำนวณ รัศมีความโค้งในแนวเมอริเดี</w:t>
+      </w:r>
+      <w:proofErr w:type="spellStart"/>
+      <w:r>
+        <w:rPr>
+          <w:rFonts w:hint="cs"/>
+          <w:cs/>
+        </w:rPr>
+        <w:t>ยน</w:t>
+      </w:r>
+      <w:proofErr w:type="spellEnd"/>
+      <w:r>
+        <w:rPr>
+          <w:rFonts w:hint="cs"/>
+          <w:cs/>
+        </w:rPr>
+        <w:t xml:space="preserve">ที่ ละติจูด </w:t>
       </w:r>
       <w:r>
         <w:t xml:space="preserve">30 </w:t>
@@ -291,7 +353,23 @@
           <w:rFonts w:hint="cs"/>
           <w:cs/>
         </w:rPr>
-        <w:t xml:space="preserve">84  จงคำนวณ รัศมีความโค้งในแนวเมอริเดียนที่  ละติจูด </w:t>
+        <w:t>84  จงคำนวณ รัศมีความโค้งในแนวเมอริเดี</w:t>
+      </w:r>
+      <w:proofErr w:type="spellStart"/>
+      <w:r>
+        <w:rPr>
+          <w:rFonts w:hint="cs"/>
+          <w:cs/>
+        </w:rPr>
+        <w:t>ยน</w:t>
+      </w:r>
+      <w:proofErr w:type="spellEnd"/>
+      <w:r>
+        <w:rPr>
+          <w:rFonts w:hint="cs"/>
+          <w:cs/>
+        </w:rPr>
+        <w:t xml:space="preserve">ที่  ละติจูด </w:t>
       </w:r>
       <w:r>
         <w:t xml:space="preserve">60 </w:t>
@@ -530,6 +608,255 @@
       </w:r>
       <w:r>
         <w:t>WGS84</w:t>
+      </w:r>
+    </w:p>
+    <w:p/>
+    <w:p/>
+    <w:p>
+      <w:r>
+        <w:t xml:space="preserve">14 </w:t>
+      </w:r>
+      <w:r>
+        <w:rPr>
+          <w:rFonts w:hint="cs"/>
+          <w:cs/>
+        </w:rPr>
+        <w:t xml:space="preserve">คำสั่ง </w:t>
+      </w:r>
+      <w:r>
+        <w:t xml:space="preserve">Proj4 </w:t>
+      </w:r>
+      <w:r>
+        <w:rPr>
+          <w:rFonts w:hint="cs"/>
+          <w:cs/>
+        </w:rPr>
+        <w:t>แสดงค่าพารามิเตอร์ทรงรีโลก คือคำสั่งใด</w:t>
+      </w:r>
+    </w:p>
+    <w:p>
+      <w:r>
+        <w:lastRenderedPageBreak/>
+        <w:t>1</w:t>
+      </w:r>
+      <w:r>
+        <w:t>5</w:t>
+      </w:r>
+      <w:r>
+        <w:t xml:space="preserve"> </w:t>
+      </w:r>
+      <w:r>
+        <w:rPr>
+          <w:rFonts w:hint="cs"/>
+          <w:cs/>
+        </w:rPr>
+        <w:t xml:space="preserve">จงวาดรูปบน กระดาษ </w:t>
+      </w:r>
+      <w:r>
+        <w:t xml:space="preserve">A4 </w:t>
+      </w:r>
+      <w:r>
+        <w:rPr>
+          <w:rFonts w:hint="cs"/>
+          <w:cs/>
+        </w:rPr>
+        <w:t xml:space="preserve">แสดงมุมเอียงของทรงกลมโลก ปรากฏแกน </w:t>
+      </w:r>
+      <w:r>
+        <w:t xml:space="preserve">X,Y,Z </w:t>
+      </w:r>
+      <w:r>
+        <w:rPr>
+          <w:rFonts w:hint="cs"/>
+          <w:cs/>
+        </w:rPr>
+        <w:t>ผิวทรงกลมโลก</w:t>
+      </w:r>
+      <w:r>
+        <w:t xml:space="preserve">  </w:t>
+      </w:r>
+      <w:r>
+        <w:rPr>
+          <w:rFonts w:hint="cs"/>
+          <w:cs/>
+        </w:rPr>
+        <w:t xml:space="preserve">พร้อมจุดตัวแทน </w:t>
+      </w:r>
+      <w:r>
+        <w:t xml:space="preserve">P </w:t>
+      </w:r>
+      <w:r>
+        <w:rPr>
+          <w:rFonts w:hint="cs"/>
+          <w:cs/>
+        </w:rPr>
+        <w:t xml:space="preserve">มีพิกัดเป็น </w:t>
+      </w:r>
+      <w:r>
+        <w:t xml:space="preserve">X,Y,Z  </w:t>
+      </w:r>
+      <w:r>
+        <w:rPr>
+          <w:rFonts w:hint="cs"/>
+          <w:cs/>
+        </w:rPr>
+        <w:t xml:space="preserve">และมีความสูงเหนือทรงกลม </w:t>
+      </w:r>
+      <w:r>
+        <w:t>h (  2</w:t>
+      </w:r>
+      <w:r>
+        <w:rPr>
+          <w:rFonts w:hint="cs"/>
+          <w:cs/>
+        </w:rPr>
+        <w:t xml:space="preserve"> ภาพ ในหนึ่งหน้า </w:t>
+      </w:r>
+      <w:r>
+        <w:t xml:space="preserve"> A4) </w:t>
+      </w:r>
+      <w:r>
+        <w:rPr>
+          <w:rFonts w:hint="cs"/>
+          <w:cs/>
+        </w:rPr>
+        <w:t xml:space="preserve"> พร้อมแสดงพิกัดคา</w:t>
+      </w:r>
+      <w:proofErr w:type="spellStart"/>
+      <w:r>
+        <w:rPr>
+          <w:rFonts w:hint="cs"/>
+          <w:cs/>
+        </w:rPr>
+        <w:t>ร์</w:t>
+      </w:r>
+      <w:proofErr w:type="spellEnd"/>
+      <w:r>
+        <w:rPr>
+          <w:rFonts w:hint="cs"/>
+          <w:cs/>
+        </w:rPr>
+        <w:t>ทีเซียน</w:t>
+      </w:r>
+      <w:r>
+        <w:rPr>
+          <w:rFonts w:hint="cs"/>
+          <w:cs/>
+        </w:rPr>
+        <w:t xml:space="preserve"> </w:t>
+      </w:r>
+      <w:r>
+        <w:t>prime meridian, local meridian, equator</w:t>
+      </w:r>
+    </w:p>
+    <w:p>
+      <w:r>
+        <w:t>1</w:t>
+      </w:r>
+      <w:r>
+        <w:t>6</w:t>
+      </w:r>
+      <w:r>
+        <w:t xml:space="preserve"> </w:t>
+      </w:r>
+      <w:r>
+        <w:rPr>
+          <w:rFonts w:hint="cs"/>
+          <w:cs/>
+        </w:rPr>
+        <w:t xml:space="preserve">จงวาดรูปบน กระดาษ </w:t>
+      </w:r>
+      <w:r>
+        <w:t xml:space="preserve">A4 </w:t>
+      </w:r>
+      <w:r>
+        <w:rPr>
+          <w:rFonts w:hint="cs"/>
+          <w:cs/>
+        </w:rPr>
+        <w:t xml:space="preserve">แสดงมุมเอียงของทรงรีโลก ปรากฏแกน </w:t>
+      </w:r>
+      <w:r>
+        <w:t xml:space="preserve">X,Y,Z </w:t>
+      </w:r>
+      <w:r>
+        <w:rPr>
+          <w:rFonts w:hint="cs"/>
+          <w:cs/>
+        </w:rPr>
+        <w:t>ผิวทรงรีโลก</w:t>
+      </w:r>
+      <w:r>
+        <w:t xml:space="preserve">  </w:t>
+      </w:r>
+      <w:r>
+        <w:rPr>
+          <w:rFonts w:hint="cs"/>
+          <w:cs/>
+        </w:rPr>
+        <w:t xml:space="preserve">พร้อมจุดตัวแทน </w:t>
+      </w:r>
+      <w:r>
+        <w:t xml:space="preserve">P </w:t>
+      </w:r>
+      <w:r>
+        <w:rPr>
+          <w:rFonts w:hint="cs"/>
+          <w:cs/>
+        </w:rPr>
+        <w:t xml:space="preserve">มีพิกัดเป็น </w:t>
+      </w:r>
+      <w:r>
+        <w:t xml:space="preserve">X,Y,Z  </w:t>
+      </w:r>
+      <w:r>
+        <w:rPr>
+          <w:rFonts w:hint="cs"/>
+          <w:cs/>
+        </w:rPr>
+        <w:t xml:space="preserve">และมีความสูงเหนือทรงรี </w:t>
+      </w:r>
+      <w:r>
+        <w:t>h (  2</w:t>
+      </w:r>
+      <w:r>
+        <w:rPr>
+          <w:rFonts w:hint="cs"/>
+          <w:cs/>
+        </w:rPr>
+        <w:t xml:space="preserve"> ภาพ ในหนึ่งหน้า </w:t>
+      </w:r>
+      <w:r>
+        <w:t xml:space="preserve"> A4)</w:t>
+      </w:r>
+      <w:r>
+        <w:rPr>
+          <w:rFonts w:hint="cs"/>
+          <w:cs/>
+        </w:rPr>
+        <w:t xml:space="preserve"> พร้อมแสดงพิกัดคา</w:t>
+      </w:r>
+      <w:proofErr w:type="spellStart"/>
+      <w:r>
+        <w:rPr>
+          <w:rFonts w:hint="cs"/>
+          <w:cs/>
+        </w:rPr>
+        <w:t>ร์</w:t>
+      </w:r>
+      <w:proofErr w:type="spellEnd"/>
+      <w:r>
+        <w:rPr>
+          <w:rFonts w:hint="cs"/>
+          <w:cs/>
+        </w:rPr>
+        <w:t>ทีเซียน</w:t>
+      </w:r>
+      <w:r>
+        <w:t xml:space="preserve"> </w:t>
+      </w:r>
+      <w:r>
+        <w:t>prime meridian, local meridian, equator</w:t>
       </w:r>
     </w:p>
     <w:p/>
@@ -540,230 +867,6 @@
           <w:cs/>
         </w:rPr>
       </w:pPr>
-      <w:r>
-        <w:t xml:space="preserve">12 </w:t>
-      </w:r>
-      <w:r>
-        <w:rPr>
-          <w:rFonts w:hint="cs"/>
-          <w:cs/>
-        </w:rPr>
-        <w:t xml:space="preserve">จงวาดรูปบน กระดาษ </w:t>
-      </w:r>
-      <w:r>
-        <w:t xml:space="preserve">A4 </w:t>
-      </w:r>
-      <w:r>
-        <w:rPr>
-          <w:rFonts w:hint="cs"/>
-          <w:cs/>
-        </w:rPr>
-        <w:t xml:space="preserve">แสดงมุมเอียงของทรงกลมโลก ปรากฏแกน </w:t>
-      </w:r>
-      <w:r>
-        <w:t xml:space="preserve">X,Y,Z </w:t>
-      </w:r>
-      <w:r>
-        <w:rPr>
-          <w:rFonts w:hint="cs"/>
-          <w:cs/>
-        </w:rPr>
-        <w:t>ผิวทรงกลมโลก</w:t>
-      </w:r>
-      <w:r>
-        <w:t xml:space="preserve">  </w:t>
-      </w:r>
-      <w:r>
-        <w:rPr>
-          <w:rFonts w:hint="cs"/>
-          <w:cs/>
-        </w:rPr>
-        <w:t xml:space="preserve">พร้อมจุดตัวแทน </w:t>
-      </w:r>
-      <w:r>
-        <w:t xml:space="preserve">P </w:t>
-      </w:r>
-      <w:r>
-        <w:rPr>
-          <w:rFonts w:hint="cs"/>
-          <w:cs/>
-        </w:rPr>
-        <w:t xml:space="preserve">มีพิกัดเป็น </w:t>
-      </w:r>
-      <w:r>
-        <w:t xml:space="preserve">X,Y,Z  </w:t>
-      </w:r>
-      <w:r>
-        <w:rPr>
-          <w:rFonts w:hint="cs"/>
-          <w:cs/>
-        </w:rPr>
-        <w:t xml:space="preserve">และมีความสูงเหนือทรงกลม </w:t>
-      </w:r>
-      <w:r>
-        <w:t>h (  2</w:t>
-      </w:r>
-      <w:r>
-        <w:rPr>
-          <w:rFonts w:hint="cs"/>
-          <w:cs/>
-        </w:rPr>
-        <w:t xml:space="preserve"> ภาพ ในหนึ่งหน้า </w:t>
-      </w:r>
-      <w:r>
-        <w:t xml:space="preserve"> A4) </w:t>
-      </w:r>
-      <w:r>
-        <w:rPr>
-          <w:rFonts w:hint="cs"/>
-          <w:cs/>
-        </w:rPr>
-        <w:t xml:space="preserve"> พร้อมแสดงพิกัดคาร์ทีเซียน</w:t>
-      </w:r>
-    </w:p>
-    <w:p>
-      <w:pPr>
-        <w:rPr>
-          <w:rFonts w:hint="cs"/>
-          <w:cs/>
-        </w:rPr>
-      </w:pPr>
-      <w:r>
-        <w:lastRenderedPageBreak/>
-        <w:t>1</w:t>
-      </w:r>
-      <w:r>
-        <w:t>3</w:t>
-      </w:r>
-      <w:r>
-        <w:t xml:space="preserve"> </w:t>
-      </w:r>
-      <w:r>
-        <w:rPr>
-          <w:rFonts w:hint="cs"/>
-          <w:cs/>
-        </w:rPr>
-        <w:t xml:space="preserve">จงวาดรูปบน กระดาษ </w:t>
-      </w:r>
-      <w:r>
-        <w:t xml:space="preserve">A4 </w:t>
-      </w:r>
-      <w:r>
-        <w:rPr>
-          <w:rFonts w:hint="cs"/>
-          <w:cs/>
-        </w:rPr>
-        <w:t>แสดงมุมเอียงของทร</w:t>
-      </w:r>
-      <w:r>
-        <w:rPr>
-          <w:rFonts w:hint="cs"/>
-          <w:cs/>
-        </w:rPr>
-        <w:t>งรี</w:t>
-      </w:r>
-      <w:r>
-        <w:rPr>
-          <w:rFonts w:hint="cs"/>
-          <w:cs/>
-        </w:rPr>
-        <w:t xml:space="preserve">โลก ปรากฏแกน </w:t>
-      </w:r>
-      <w:r>
-        <w:t xml:space="preserve">X,Y,Z </w:t>
-      </w:r>
-      <w:r>
-        <w:rPr>
-          <w:rFonts w:hint="cs"/>
-          <w:cs/>
-        </w:rPr>
-        <w:t>ผิวทรง</w:t>
-      </w:r>
-      <w:r>
-        <w:rPr>
-          <w:rFonts w:hint="cs"/>
-          <w:cs/>
-        </w:rPr>
-        <w:t>รี</w:t>
-      </w:r>
-      <w:r>
-        <w:rPr>
-          <w:rFonts w:hint="cs"/>
-          <w:cs/>
-        </w:rPr>
-        <w:t>โลก</w:t>
-      </w:r>
-      <w:r>
-        <w:t xml:space="preserve">  </w:t>
-      </w:r>
-      <w:r>
-        <w:rPr>
-          <w:rFonts w:hint="cs"/>
-          <w:cs/>
-        </w:rPr>
-        <w:t xml:space="preserve">พร้อมจุดตัวแทน </w:t>
-      </w:r>
-      <w:r>
-        <w:t xml:space="preserve">P </w:t>
-      </w:r>
-      <w:r>
-        <w:rPr>
-          <w:rFonts w:hint="cs"/>
-          <w:cs/>
-        </w:rPr>
-        <w:t xml:space="preserve">มีพิกัดเป็น </w:t>
-      </w:r>
-      <w:r>
-        <w:t xml:space="preserve">X,Y,Z  </w:t>
-      </w:r>
-      <w:r>
-        <w:rPr>
-          <w:rFonts w:hint="cs"/>
-          <w:cs/>
-        </w:rPr>
-        <w:t>และมีความสูงเหนือทรง</w:t>
-      </w:r>
-      <w:r>
-        <w:rPr>
-          <w:rFonts w:hint="cs"/>
-          <w:cs/>
-        </w:rPr>
-        <w:t>รี</w:t>
-      </w:r>
-      <w:r>
-        <w:rPr>
-          <w:rFonts w:hint="cs"/>
-          <w:cs/>
-        </w:rPr>
-        <w:t xml:space="preserve"> </w:t>
-      </w:r>
-      <w:r>
-        <w:t>h (  2</w:t>
-      </w:r>
-      <w:r>
-        <w:rPr>
-          <w:rFonts w:hint="cs"/>
-          <w:cs/>
-        </w:rPr>
-        <w:t xml:space="preserve"> ภาพ ในหนึ่งหน้า </w:t>
-      </w:r>
-      <w:r>
-        <w:t xml:space="preserve"> A4)</w:t>
-      </w:r>
-      <w:r>
-        <w:rPr>
-          <w:rFonts w:hint="cs"/>
-          <w:cs/>
-        </w:rPr>
-        <w:t xml:space="preserve"> </w:t>
-      </w:r>
-      <w:r>
-        <w:rPr>
-          <w:rFonts w:hint="cs"/>
-          <w:cs/>
-        </w:rPr>
-        <w:t>พร้อมแสดงพิกัดคาร์ทีเซียน</w:t>
-      </w:r>
     </w:p>
     <w:sectPr>
       <w:pgSz w:w="12240" w:h="15840"/>

--- a/Class02_25680629/Ex02_Geodesy.docx
+++ b/Class02_25680629/Ex02_Geodesy.docx
@@ -3,867 +3,950 @@
 <w:document xmlns:wpc="http://schemas.microsoft.com/office/word/2010/wordprocessingCanvas" xmlns:cx="http://schemas.microsoft.com/office/drawing/2014/chartex" xmlns:cx1="http://schemas.microsoft.com/office/drawing/2015/9/8/chartex" xmlns:cx2="http://schemas.microsoft.com/office/drawing/2015/10/21/chartex" xmlns:cx3="http://schemas.microsoft.com/office/drawing/2016/5/9/chartex" xmlns:cx4="http://schemas.microsoft.com/office/drawing/2016/5/10/chartex" xmlns:cx5="http://schemas.microsoft.com/office/drawing/2016/5/11/chartex" xmlns:cx6="http://schemas.microsoft.com/office/drawing/2016/5/12/chartex" xmlns:cx7="http://schemas.microsoft.com/office/drawing/2016/5/13/chartex" xmlns:cx8="http://schemas.microsoft.com/office/drawing/2016/5/14/chartex" xmlns:mc="http://schemas.openxmlformats.org/markup-compatibility/2006" xmlns:aink="http://schemas.microsoft.com/office/drawing/2016/ink" xmlns:am3d="http://schemas.microsoft.com/office/drawing/2017/model3d" xmlns:o="urn:schemas-microsoft-com:office:office" xmlns:oel="http://schemas.microsoft.com/office/2019/extlst" xmlns:r="http://schemas.openxmlformats.org/officeDocument/2006/relationships" xmlns:m="http://schemas.openxmlformats.org/officeDocument/2006/math" xmlns:v="urn:schemas-microsoft-com:vml" xmlns:wp14="http://schemas.microsoft.com/office/word/2010/wordprocessingDrawing" xmlns:wp="http://schemas.openxmlformats.org/drawingml/2006/wordprocessingDrawing" xmlns:w10="urn:schemas-microsoft-com:office:word" xmlns:w="http://schemas.openxmlformats.org/wordprocessingml/2006/main" xmlns:w14="http://schemas.microsoft.com/office/word/2010/wordml" xmlns:w15="http://schemas.microsoft.com/office/word/2012/wordml" xmlns:w16cex="http://schemas.microsoft.com/office/word/2018/wordml/cex" xmlns:w16cid="http://schemas.microsoft.com/office/word/2016/wordml/cid" xmlns:w16="http://schemas.microsoft.com/office/word/2018/wordml" xmlns:w16du="http://schemas.microsoft.com/office/word/2023/wordml/word16du" xmlns:w16sdtdh="http://schemas.microsoft.com/office/word/2020/wordml/sdtdatahash" xmlns:w16sdtfl="http://schemas.microsoft.com/office/word/2024/wordml/sdtformatlock" xmlns:w16se="http://schemas.microsoft.com/office/word/2015/wordml/symex" xmlns:wpg="http://schemas.microsoft.com/office/word/2010/wordprocessingGroup" xmlns:wpi="http://schemas.microsoft.com/office/word/2010/wordprocessingInk" xmlns:wne="http://schemas.microsoft.com/office/word/2006/wordml" xmlns:wps="http://schemas.microsoft.com/office/word/2010/wordprocessingShape" mc:Ignorable="w14 w15 w16se w16cid w16 w16cex w16sdtdh w16sdtfl w16du wp14">
   <w:body>
     <w:p>
-      <w:pPr>
-        <w:rPr>
-          <w:cs/>
-        </w:rPr>
-      </w:pPr>
-      <w:r>
-        <w:rPr>
-          <w:cs/>
-        </w:rPr>
-        <w:br w:type="page"/>
+      <w:r>
+        <w:rPr>
+          <w:rFonts w:hint="cs"/>
+          <w:bdr w:val="single" w:sz="4" w:space="0" w:color="auto"/>
+          <w:cs/>
+        </w:rPr>
+        <w:t xml:space="preserve">แบบฝึกหัด </w:t>
+      </w:r>
+      <w:r>
+        <w:rPr>
+          <w:rFonts w:hint="cs"/>
+          <w:bdr w:val="single" w:sz="4" w:space="0" w:color="auto"/>
+          <w:cs/>
+        </w:rPr>
+        <w:t xml:space="preserve"> </w:t>
+      </w:r>
+      <w:r>
+        <w:rPr>
+          <w:bdr w:val="single" w:sz="4" w:space="0" w:color="auto"/>
+        </w:rPr>
+        <w:t>02_29Jun2569</w:t>
+      </w:r>
+      <w:r>
+        <w:t xml:space="preserve">  </w:t>
+      </w:r>
+      <w:r>
+        <w:br/>
       </w:r>
     </w:p>
     <w:p>
-      <w:r>
-        <w:rPr>
-          <w:rFonts w:hint="cs"/>
-          <w:cs/>
-        </w:rPr>
-        <w:lastRenderedPageBreak/>
-        <w:t xml:space="preserve">ชั้นเรียน </w:t>
-      </w:r>
-      <w:r>
-        <w:t xml:space="preserve">02_29Jun2569 </w:t>
-      </w:r>
-      <w:r>
-        <w:rPr>
-          <w:rFonts w:hint="cs"/>
-          <w:cs/>
-        </w:rPr>
-        <w:t>คำถาม</w:t>
-      </w:r>
-      <w:r>
-        <w:t xml:space="preserve">  </w:t>
+      <w:pPr>
+        <w:rPr>
+          <w:cs/>
+        </w:rPr>
+      </w:pPr>
+      <w:r>
+        <w:rPr>
+          <w:rFonts w:hint="cs"/>
+          <w:cs/>
+        </w:rPr>
+        <w:t xml:space="preserve">คำสั่งทั้งหมดให้ฝึกฝนบน </w:t>
+      </w:r>
+      <w:r>
+        <w:t xml:space="preserve">platform   Google Colab </w:t>
+      </w:r>
+      <w:r>
+        <w:rPr>
+          <w:rFonts w:hint="cs"/>
+          <w:cs/>
+        </w:rPr>
+        <w:t>เท่านั้น</w:t>
       </w:r>
     </w:p>
     <w:p>
       <w:pPr>
-        <w:rPr>
-          <w:cs/>
-        </w:rPr>
-      </w:pPr>
-      <w:r>
-        <w:t xml:space="preserve">1 </w:t>
-      </w:r>
-      <w:r>
-        <w:rPr>
-          <w:rFonts w:hint="cs"/>
-          <w:cs/>
-        </w:rPr>
-        <w:t xml:space="preserve">กำหนดให้ ทรงกลม โลกมีขนาด </w:t>
-      </w:r>
-      <w:r>
-        <w:t xml:space="preserve">R=6371 </w:t>
-      </w:r>
-      <w:r>
-        <w:rPr>
-          <w:rFonts w:hint="cs"/>
-          <w:cs/>
-        </w:rPr>
-        <w:t>กิโลเมตร จงคำนวณ รัศมีความโค้งในแนวเมอริเดี</w:t>
-      </w:r>
-      <w:proofErr w:type="spellStart"/>
-      <w:r>
-        <w:rPr>
-          <w:rFonts w:hint="cs"/>
-          <w:cs/>
-        </w:rPr>
-        <w:t>ยน</w:t>
-      </w:r>
-      <w:proofErr w:type="spellEnd"/>
-      <w:r>
-        <w:rPr>
-          <w:rFonts w:hint="cs"/>
-          <w:cs/>
-        </w:rPr>
-        <w:t xml:space="preserve">ที่ ละติจูด </w:t>
-      </w:r>
-      <w:r>
-        <w:t xml:space="preserve">30 </w:t>
-      </w:r>
-      <w:r>
-        <w:rPr>
-          <w:rFonts w:hint="cs"/>
-          <w:cs/>
-        </w:rPr>
-        <w:t>องศา</w:t>
-      </w:r>
-      <w:r>
-        <w:rPr>
-          <w:rFonts w:hint="cs"/>
-          <w:cs/>
-        </w:rPr>
-        <w:t xml:space="preserve"> หน่วยเมตร</w:t>
-      </w:r>
-      <w:r>
-        <w:rPr>
-          <w:cs/>
-        </w:rPr>
-        <w:br/>
-      </w:r>
-      <w:r>
-        <w:t xml:space="preserve">2 </w:t>
-      </w:r>
-      <w:r>
-        <w:rPr>
-          <w:rFonts w:hint="cs"/>
-          <w:cs/>
-        </w:rPr>
-        <w:t xml:space="preserve">กำหนดให้ ทรงกลม โลกมีขนาด </w:t>
-      </w:r>
-      <w:r>
-        <w:t xml:space="preserve">R=6371 </w:t>
-      </w:r>
-      <w:r>
-        <w:rPr>
-          <w:rFonts w:hint="cs"/>
-          <w:cs/>
-        </w:rPr>
-        <w:t>กิโลเมตร จงคำนวณ รัศมีความโค้งในแนวเมอริเดี</w:t>
-      </w:r>
-      <w:proofErr w:type="spellStart"/>
-      <w:r>
-        <w:rPr>
-          <w:rFonts w:hint="cs"/>
-          <w:cs/>
-        </w:rPr>
-        <w:t>ยน</w:t>
-      </w:r>
-      <w:proofErr w:type="spellEnd"/>
-      <w:r>
-        <w:rPr>
-          <w:rFonts w:hint="cs"/>
-          <w:cs/>
-        </w:rPr>
-        <w:t xml:space="preserve">ที่  ละติจูด </w:t>
-      </w:r>
-      <w:r>
-        <w:t xml:space="preserve">60 </w:t>
-      </w:r>
-      <w:r>
-        <w:rPr>
-          <w:rFonts w:hint="cs"/>
-          <w:cs/>
-        </w:rPr>
-        <w:t>องศา</w:t>
-      </w:r>
-      <w:r>
+        <w:pStyle w:val="ListParagraph"/>
+      </w:pPr>
+      <w:r>
+        <w:t xml:space="preserve">PROJ </w:t>
+      </w:r>
+      <w:r>
+        <w:rPr>
+          <w:rFonts w:cs="Cordia New"/>
+          <w:cs/>
+        </w:rPr>
+        <w:t>เป็นซอฟต์แวร์ทั่วไปสำหรับการแปลงค่าพิกัด ซึ่งใช้แปลงพิกัดภูมิสารสนเทศจากระบบอ้างอิงพิกัดหนึ่งไปยังอีกระบบอ้างอิงพิกัดหนึ่ง</w:t>
+      </w:r>
+      <w:r>
+        <w:rPr>
+          <w:rFonts w:hint="cs"/>
+          <w:cs/>
+        </w:rPr>
         <w:t xml:space="preserve"> </w:t>
       </w:r>
       <w:r>
-        <w:rPr>
-          <w:rFonts w:hint="cs"/>
-          <w:cs/>
-        </w:rPr>
-        <w:t>หน่วยเมตร</w:t>
+        <w:t xml:space="preserve">Proj4 </w:t>
+      </w:r>
+      <w:r>
+        <w:t xml:space="preserve"> </w:t>
+      </w:r>
+      <w:hyperlink r:id="rId5" w:history="1">
+        <w:r>
+          <w:rPr>
+            <w:rStyle w:val="Hyperlink"/>
+          </w:rPr>
+          <w:t xml:space="preserve">https://proj.org/en/stable/  </w:t>
+        </w:r>
+        <w:r>
+          <w:rPr>
+            <w:rStyle w:val="Hyperlink"/>
+            <w:cs/>
+          </w:rPr>
+          <w:t>เรา</w:t>
+        </w:r>
+      </w:hyperlink>
+      <w:r>
+        <w:rPr>
+          <w:rFonts w:hint="cs"/>
+          <w:cs/>
+        </w:rPr>
+        <w:t xml:space="preserve">สามารถใช้คำสั่ง </w:t>
+      </w:r>
+      <w:r>
+        <w:t>!</w:t>
+      </w:r>
+      <w:r>
+        <w:rPr>
+          <w:rFonts w:hint="cs"/>
+          <w:cs/>
+        </w:rPr>
+        <w:t xml:space="preserve"> </w:t>
+      </w:r>
+      <w:r>
+        <w:t xml:space="preserve">proj -le </w:t>
+      </w:r>
+      <w:r>
+        <w:rPr>
+          <w:rFonts w:hint="cs"/>
+          <w:cs/>
+        </w:rPr>
+        <w:t>จง</w:t>
+      </w:r>
+      <w:r>
+        <w:rPr>
+          <w:rFonts w:hint="cs"/>
+          <w:cs/>
+        </w:rPr>
+        <w:t>แสดงค่าพารามิเตอร์ทรงรีโลก คือคำสั่งใด</w:t>
       </w:r>
     </w:p>
     <w:p>
-      <w:r>
-        <w:t xml:space="preserve">3 </w:t>
-      </w:r>
-      <w:r>
-        <w:rPr>
-          <w:rFonts w:hint="cs"/>
-          <w:cs/>
-        </w:rPr>
-        <w:t xml:space="preserve">กำหนดให้ ทรงกลม โลกมีขนาด </w:t>
-      </w:r>
-      <w:r>
-        <w:t xml:space="preserve">R=6371 </w:t>
-      </w:r>
-      <w:r>
-        <w:rPr>
-          <w:rFonts w:hint="cs"/>
-          <w:cs/>
-        </w:rPr>
-        <w:t xml:space="preserve">กิโลเมตร จงคำนวณ รัศมีความโค้งในแนว </w:t>
-      </w:r>
-      <w:r>
-        <w:t xml:space="preserve">prime vertical </w:t>
-      </w:r>
-      <w:r>
-        <w:rPr>
-          <w:rFonts w:hint="cs"/>
-          <w:cs/>
-        </w:rPr>
-        <w:t xml:space="preserve">ที่ละติจูด </w:t>
-      </w:r>
-      <w:r>
-        <w:t xml:space="preserve">3 0 </w:t>
-      </w:r>
-      <w:r>
-        <w:rPr>
-          <w:rFonts w:hint="cs"/>
-          <w:cs/>
-        </w:rPr>
-        <w:t>องศา</w:t>
-      </w:r>
-      <w:r>
-        <w:rPr>
-          <w:rFonts w:hint="cs"/>
-          <w:cs/>
-        </w:rPr>
-        <w:t xml:space="preserve"> หน่วยเมตร</w:t>
-      </w:r>
-      <w:r>
-        <w:rPr>
-          <w:cs/>
-        </w:rPr>
-        <w:br/>
-      </w:r>
-      <w:r>
-        <w:t xml:space="preserve">4 </w:t>
-      </w:r>
-      <w:r>
-        <w:rPr>
-          <w:rFonts w:hint="cs"/>
-          <w:cs/>
-        </w:rPr>
-        <w:t xml:space="preserve">กำหนดให้ ทรงกลม โลกมีขนาด </w:t>
-      </w:r>
-      <w:r>
-        <w:t xml:space="preserve">R=6371 </w:t>
-      </w:r>
-      <w:r>
-        <w:rPr>
-          <w:rFonts w:hint="cs"/>
-          <w:cs/>
-        </w:rPr>
-        <w:t xml:space="preserve">กิโลเมตร จงคำนวณ รัศมีความโค้งในแนว </w:t>
-      </w:r>
-      <w:r>
-        <w:t xml:space="preserve">prime vertical </w:t>
-      </w:r>
-      <w:r>
-        <w:rPr>
-          <w:rFonts w:hint="cs"/>
-          <w:cs/>
-        </w:rPr>
-        <w:t xml:space="preserve">ที่  พิกัด </w:t>
-      </w:r>
-      <w:r>
-        <w:t xml:space="preserve"> 60 </w:t>
-      </w:r>
-      <w:r>
-        <w:rPr>
-          <w:rFonts w:hint="cs"/>
-          <w:cs/>
-        </w:rPr>
-        <w:t>องศา</w:t>
-      </w:r>
-      <w:r>
-        <w:rPr>
-          <w:rFonts w:hint="cs"/>
-          <w:cs/>
-        </w:rPr>
-        <w:t xml:space="preserve"> หน่วยเมตร</w:t>
-      </w:r>
+      <w:pPr>
+        <w:pStyle w:val="ListParagraph"/>
+      </w:pPr>
     </w:p>
     <w:p>
       <w:pPr>
-        <w:rPr>
-          <w:cs/>
-        </w:rPr>
-      </w:pPr>
+        <w:pStyle w:val="ListParagraph"/>
+        <w:numPr>
+          <w:ilvl w:val="0"/>
+          <w:numId w:val="1"/>
+        </w:numPr>
+      </w:pPr>
+      <w:r>
+        <w:rPr>
+          <w:rFonts w:hint="cs"/>
+          <w:cs/>
+        </w:rPr>
+        <w:t>เลขประจำนิสิต .........</w:t>
+      </w:r>
     </w:p>
     <w:p>
-      <w:r>
-        <w:t xml:space="preserve">5 </w:t>
-      </w:r>
-      <w:r>
-        <w:rPr>
-          <w:rFonts w:hint="cs"/>
-          <w:cs/>
-        </w:rPr>
-        <w:t xml:space="preserve">กำหนดให้ ทรงรีโลก มีขนาดตามมาตรฐาน </w:t>
-      </w:r>
-      <w:r>
-        <w:rPr>
-          <w:rFonts w:hint="cs"/>
-        </w:rPr>
-        <w:t>WGS</w:t>
-      </w:r>
-      <w:r>
-        <w:rPr>
-          <w:rFonts w:hint="cs"/>
-          <w:cs/>
-        </w:rPr>
-        <w:t>84  จงคำนวณ รัศมีความโค้งในแนวเมอริเดี</w:t>
-      </w:r>
-      <w:proofErr w:type="spellStart"/>
-      <w:r>
-        <w:rPr>
-          <w:rFonts w:hint="cs"/>
-          <w:cs/>
-        </w:rPr>
-        <w:t>ยน</w:t>
-      </w:r>
-      <w:proofErr w:type="spellEnd"/>
-      <w:r>
-        <w:rPr>
-          <w:rFonts w:hint="cs"/>
-          <w:cs/>
-        </w:rPr>
-        <w:t xml:space="preserve">ที่ ละติจูด </w:t>
-      </w:r>
-      <w:r>
-        <w:t xml:space="preserve">30 </w:t>
-      </w:r>
-      <w:r>
-        <w:rPr>
-          <w:rFonts w:hint="cs"/>
-          <w:cs/>
-        </w:rPr>
-        <w:t>องศา</w:t>
-      </w:r>
-      <w:r>
-        <w:rPr>
-          <w:rFonts w:hint="cs"/>
-          <w:cs/>
-        </w:rPr>
-        <w:t xml:space="preserve"> หน่วยเมตร</w:t>
-      </w:r>
-      <w:r>
-        <w:rPr>
-          <w:cs/>
-        </w:rPr>
-        <w:br/>
-      </w:r>
-      <w:r>
-        <w:t xml:space="preserve">6 </w:t>
-      </w:r>
-      <w:r>
-        <w:rPr>
-          <w:rFonts w:hint="cs"/>
-          <w:cs/>
-        </w:rPr>
-        <w:t xml:space="preserve">กำหนดให้ ทรงรีโลก มีขนาดตามมาตรฐาน </w:t>
-      </w:r>
-      <w:r>
-        <w:rPr>
-          <w:rFonts w:hint="cs"/>
-        </w:rPr>
-        <w:t>WGS</w:t>
-      </w:r>
-      <w:r>
-        <w:rPr>
-          <w:rFonts w:hint="cs"/>
-          <w:cs/>
-        </w:rPr>
-        <w:t>84  จงคำนวณ รัศมีความโค้งในแนวเมอริเดี</w:t>
-      </w:r>
-      <w:proofErr w:type="spellStart"/>
-      <w:r>
-        <w:rPr>
-          <w:rFonts w:hint="cs"/>
-          <w:cs/>
-        </w:rPr>
-        <w:t>ยน</w:t>
-      </w:r>
-      <w:proofErr w:type="spellEnd"/>
-      <w:r>
-        <w:rPr>
-          <w:rFonts w:hint="cs"/>
-          <w:cs/>
-        </w:rPr>
-        <w:t xml:space="preserve">ที่  ละติจูด </w:t>
-      </w:r>
-      <w:r>
-        <w:t xml:space="preserve">60 </w:t>
-      </w:r>
-      <w:r>
-        <w:rPr>
-          <w:rFonts w:hint="cs"/>
-          <w:cs/>
-        </w:rPr>
-        <w:t>องศา</w:t>
-      </w:r>
-      <w:r>
-        <w:rPr>
-          <w:rFonts w:hint="cs"/>
-          <w:cs/>
-        </w:rPr>
-        <w:t>หน่วยเมตร</w:t>
+      <w:pPr>
+        <w:pStyle w:val="ListParagraph"/>
+        <w:numPr>
+          <w:ilvl w:val="0"/>
+          <w:numId w:val="1"/>
+        </w:numPr>
+      </w:pPr>
+      <w:r>
+        <w:rPr>
+          <w:rFonts w:hint="cs"/>
+          <w:cs/>
+        </w:rPr>
+        <w:t>จงตรวจสอบผลลัพธ์ว่า</w:t>
+      </w:r>
+      <w:r>
+        <w:t xml:space="preserve"> ! proj -le </w:t>
+      </w:r>
+      <w:r>
+        <w:rPr>
+          <w:rFonts w:hint="cs"/>
+          <w:cs/>
+        </w:rPr>
+        <w:t xml:space="preserve"> </w:t>
+      </w:r>
+      <w:r>
+        <w:rPr>
+          <w:rFonts w:hint="cs"/>
+          <w:cs/>
+        </w:rPr>
+        <w:t xml:space="preserve">พารามิเตอร์ </w:t>
+      </w:r>
+      <w:r>
+        <w:t xml:space="preserve">WGS84 </w:t>
+      </w:r>
+      <w:r>
+        <w:rPr>
+          <w:rFonts w:hint="cs"/>
+          <w:cs/>
+        </w:rPr>
+        <w:t>ซึ่งนิยมใช้ในปัจจุบัน</w:t>
+      </w:r>
+      <w:r>
+        <w:rPr>
+          <w:rFonts w:hint="cs"/>
+          <w:cs/>
+        </w:rPr>
+        <w:t>ประกอบด้วยค่าอะไรบ้าง</w:t>
       </w:r>
     </w:p>
     <w:p>
-      <w:r>
-        <w:t xml:space="preserve">7 </w:t>
-      </w:r>
-      <w:r>
-        <w:rPr>
-          <w:rFonts w:hint="cs"/>
-          <w:cs/>
-        </w:rPr>
-        <w:t xml:space="preserve">กำหนดให้ ทรงรีโลก มีขนาดตามมาตรฐาน </w:t>
-      </w:r>
-      <w:r>
-        <w:rPr>
-          <w:rFonts w:hint="cs"/>
-        </w:rPr>
-        <w:t>WGS</w:t>
-      </w:r>
-      <w:r>
-        <w:rPr>
-          <w:rFonts w:hint="cs"/>
-          <w:cs/>
-        </w:rPr>
-        <w:t xml:space="preserve">84  จงคำนวณ รัศมีความโค้งในแนว </w:t>
-      </w:r>
-      <w:r>
-        <w:t xml:space="preserve">prime vertical </w:t>
-      </w:r>
-      <w:r>
-        <w:rPr>
-          <w:rFonts w:hint="cs"/>
-          <w:cs/>
-        </w:rPr>
-        <w:t xml:space="preserve">ที่ละติจูด </w:t>
-      </w:r>
-      <w:r>
-        <w:t xml:space="preserve">3 0 </w:t>
-      </w:r>
-      <w:r>
-        <w:rPr>
-          <w:rFonts w:hint="cs"/>
-          <w:cs/>
-        </w:rPr>
-        <w:t>องศา</w:t>
-      </w:r>
-      <w:r>
-        <w:rPr>
-          <w:rFonts w:hint="cs"/>
-          <w:cs/>
-        </w:rPr>
-        <w:t xml:space="preserve"> หน่วยเมตร</w:t>
-      </w:r>
-      <w:r>
-        <w:rPr>
-          <w:cs/>
-        </w:rPr>
-        <w:br/>
-      </w:r>
-      <w:r>
-        <w:t xml:space="preserve">8 </w:t>
-      </w:r>
-      <w:r>
-        <w:rPr>
-          <w:rFonts w:hint="cs"/>
-          <w:cs/>
-        </w:rPr>
-        <w:t xml:space="preserve">กำหนดให้ ทรงรีโลก มีขนาดตามมาตรฐาน </w:t>
-      </w:r>
-      <w:r>
-        <w:rPr>
-          <w:rFonts w:hint="cs"/>
-        </w:rPr>
-        <w:t>WGS</w:t>
-      </w:r>
-      <w:r>
-        <w:rPr>
-          <w:rFonts w:hint="cs"/>
-          <w:cs/>
-        </w:rPr>
-        <w:t xml:space="preserve">84  จงคำนวณ รัศมีความโค้งในแนว </w:t>
-      </w:r>
-      <w:r>
-        <w:t xml:space="preserve">prime vertical </w:t>
-      </w:r>
-      <w:r>
-        <w:rPr>
-          <w:rFonts w:hint="cs"/>
-          <w:cs/>
-        </w:rPr>
-        <w:t xml:space="preserve">ที่  พิกัด </w:t>
-      </w:r>
-      <w:r>
-        <w:t xml:space="preserve"> 60 </w:t>
-      </w:r>
-      <w:r>
-        <w:rPr>
-          <w:rFonts w:hint="cs"/>
-          <w:cs/>
-        </w:rPr>
-        <w:t>องศา</w:t>
-      </w:r>
-      <w:r>
-        <w:rPr>
-          <w:rFonts w:hint="cs"/>
-          <w:cs/>
-        </w:rPr>
-        <w:t xml:space="preserve"> หน่วยเมตร</w:t>
-      </w:r>
-      <w:r>
-        <w:rPr>
-          <w:cs/>
-        </w:rPr>
-        <w:br/>
+      <w:pPr>
+        <w:pStyle w:val="ListParagraph"/>
+        <w:numPr>
+          <w:ilvl w:val="0"/>
+          <w:numId w:val="1"/>
+        </w:numPr>
+      </w:pPr>
+      <w:r>
+        <w:rPr>
+          <w:rFonts w:hint="cs"/>
+          <w:cs/>
+        </w:rPr>
+        <w:t>จงตรวจสอบผลลัพธ์ว่า</w:t>
+      </w:r>
+      <w:r>
+        <w:t xml:space="preserve"> ! proj -le </w:t>
+      </w:r>
+      <w:r>
+        <w:rPr>
+          <w:rFonts w:hint="cs"/>
+          <w:cs/>
+        </w:rPr>
+        <w:t xml:space="preserve"> พารามิเตอร์ </w:t>
+      </w:r>
+      <w:r>
+        <w:t xml:space="preserve">Everest 1830 </w:t>
+      </w:r>
+      <w:r>
+        <w:rPr>
+          <w:rFonts w:hint="cs"/>
+          <w:cs/>
+        </w:rPr>
+        <w:t xml:space="preserve">นิยมใช้ระบบแผนที่ดินเดิมของไทยบนพื้นหลักฐาน </w:t>
+      </w:r>
+      <w:r>
+        <w:t xml:space="preserve">Indian Datum 1975 </w:t>
+      </w:r>
+      <w:r>
+        <w:rPr>
+          <w:rFonts w:hint="cs"/>
+          <w:cs/>
+        </w:rPr>
+        <w:t>นั้น ในปัจจุบันประกอบด้วยค่าอะไรบ้าง</w:t>
       </w:r>
     </w:p>
     <w:p>
-      <w:r>
-        <w:rPr>
-          <w:cs/>
-        </w:rPr>
-        <w:br/>
-      </w:r>
-      <w:r>
-        <w:t xml:space="preserve">10  </w:t>
-      </w:r>
-      <w:r>
-        <w:rPr>
-          <w:rFonts w:hint="cs"/>
-          <w:cs/>
-        </w:rPr>
-        <w:t xml:space="preserve">จงคำนวณระยะทาง จาก สนามบินในประเทศไทย </w:t>
-      </w:r>
-      <w:r>
-        <w:t>(A)</w:t>
-      </w:r>
-      <w:r>
-        <w:rPr>
-          <w:rFonts w:hint="cs"/>
-          <w:cs/>
-        </w:rPr>
-        <w:t xml:space="preserve"> ไปยังสนามบินยุโรป </w:t>
-      </w:r>
-      <w:r>
-        <w:t xml:space="preserve">(B) </w:t>
-      </w:r>
-      <w:r>
-        <w:rPr>
-          <w:rFonts w:hint="cs"/>
-          <w:cs/>
-        </w:rPr>
-        <w:t xml:space="preserve">เปรียบเทียบ ระยะทางคำนวนบนทรงกลม </w:t>
-      </w:r>
-      <w:r>
-        <w:t xml:space="preserve">R=6371  </w:t>
-      </w:r>
-      <w:r>
-        <w:rPr>
-          <w:rFonts w:hint="cs"/>
-          <w:cs/>
-        </w:rPr>
-        <w:t xml:space="preserve">กิโลเมตร เปรียบเทียบกับ คำนวณบนทรงรีโลก </w:t>
-      </w:r>
-      <w:r>
-        <w:t>WGS84</w:t>
-      </w:r>
+      <w:pPr>
+        <w:pStyle w:val="ListParagraph"/>
+      </w:pPr>
     </w:p>
     <w:p>
-      <w:r>
-        <w:t xml:space="preserve">11  </w:t>
-      </w:r>
-      <w:r>
-        <w:rPr>
-          <w:rFonts w:hint="cs"/>
-          <w:cs/>
-        </w:rPr>
-        <w:t xml:space="preserve">จงคำนวณทิศทางของเครื่องบิน ขณะขึ้นบิน จาก สนามบินในประเทศไทย </w:t>
-      </w:r>
-      <w:r>
-        <w:t>(A)</w:t>
-      </w:r>
-      <w:r>
-        <w:rPr>
-          <w:rFonts w:hint="cs"/>
-          <w:cs/>
-        </w:rPr>
-        <w:t xml:space="preserve"> </w:t>
-      </w:r>
-      <w:r>
-        <w:rPr>
-          <w:rFonts w:hint="cs"/>
-          <w:cs/>
-        </w:rPr>
-        <w:t xml:space="preserve">และขณะเครื่องลงจด </w:t>
-      </w:r>
-      <w:r>
-        <w:rPr>
-          <w:rFonts w:hint="cs"/>
-          <w:cs/>
-        </w:rPr>
-        <w:t xml:space="preserve">นามบินยุโรป </w:t>
-      </w:r>
-      <w:r>
-        <w:t xml:space="preserve">(B) </w:t>
-      </w:r>
-      <w:r>
-        <w:rPr>
-          <w:rFonts w:hint="cs"/>
-          <w:cs/>
-        </w:rPr>
-        <w:t>ให้</w:t>
-      </w:r>
-      <w:r>
-        <w:rPr>
-          <w:rFonts w:hint="cs"/>
-          <w:cs/>
-        </w:rPr>
-        <w:t xml:space="preserve">คำนวณบนทรงรีโลก </w:t>
-      </w:r>
-      <w:r>
-        <w:t>WGS84</w:t>
-      </w:r>
-    </w:p>
-    <w:p/>
-    <w:p/>
-    <w:p>
-      <w:r>
-        <w:t xml:space="preserve">14 </w:t>
-      </w:r>
-      <w:r>
-        <w:rPr>
-          <w:rFonts w:hint="cs"/>
-          <w:cs/>
-        </w:rPr>
-        <w:t xml:space="preserve">คำสั่ง </w:t>
-      </w:r>
-      <w:r>
-        <w:t xml:space="preserve">Proj4 </w:t>
-      </w:r>
-      <w:r>
-        <w:rPr>
-          <w:rFonts w:hint="cs"/>
-          <w:cs/>
-        </w:rPr>
-        <w:t>แสดงค่าพารามิเตอร์ทรงรีโลก คือคำสั่งใด</w:t>
+      <w:pPr>
+        <w:pStyle w:val="ListParagraph"/>
+        <w:rPr>
+          <w:cs/>
+        </w:rPr>
+      </w:pPr>
+      <w:r>
+        <w:rPr>
+          <w:rFonts w:hint="cs"/>
+          <w:cs/>
+        </w:rPr>
+        <w:t xml:space="preserve">ติดตั้ง </w:t>
+      </w:r>
+      <w:r>
+        <w:t xml:space="preserve">Python library “pygeodesy” </w:t>
+      </w:r>
+      <w:r>
+        <w:rPr>
+          <w:rFonts w:hint="cs"/>
+          <w:cs/>
+        </w:rPr>
+        <w:t xml:space="preserve">แล้วเรียกใช้ฟังก์ชัน คำนวนรัศมีความโค้งของผิวโลกในแนวเมอริเดียนและรัศมีความโค้งของผิวโลกในแนว </w:t>
+      </w:r>
+      <w:r>
+        <w:t xml:space="preserve">prime vertical </w:t>
+      </w:r>
+      <w:r>
+        <w:rPr>
+          <w:rFonts w:hint="cs"/>
+          <w:cs/>
+        </w:rPr>
+        <w:t>แล้วตอบคำถามต่อไปนี้</w:t>
       </w:r>
     </w:p>
     <w:p>
-      <w:r>
-        <w:lastRenderedPageBreak/>
-        <w:t>1</w:t>
-      </w:r>
-      <w:r>
-        <w:t>5</w:t>
-      </w:r>
-      <w:r>
-        <w:t xml:space="preserve"> </w:t>
-      </w:r>
-      <w:r>
-        <w:rPr>
-          <w:rFonts w:hint="cs"/>
-          <w:cs/>
-        </w:rPr>
-        <w:t xml:space="preserve">จงวาดรูปบน กระดาษ </w:t>
-      </w:r>
-      <w:r>
-        <w:t xml:space="preserve">A4 </w:t>
-      </w:r>
-      <w:r>
-        <w:rPr>
-          <w:rFonts w:hint="cs"/>
-          <w:cs/>
-        </w:rPr>
-        <w:t xml:space="preserve">แสดงมุมเอียงของทรงกลมโลก ปรากฏแกน </w:t>
-      </w:r>
-      <w:r>
-        <w:t xml:space="preserve">X,Y,Z </w:t>
-      </w:r>
-      <w:r>
-        <w:rPr>
-          <w:rFonts w:hint="cs"/>
-          <w:cs/>
-        </w:rPr>
-        <w:t>ผิวทรงกลมโลก</w:t>
-      </w:r>
-      <w:r>
-        <w:t xml:space="preserve">  </w:t>
-      </w:r>
-      <w:r>
-        <w:rPr>
-          <w:rFonts w:hint="cs"/>
-          <w:cs/>
-        </w:rPr>
-        <w:t xml:space="preserve">พร้อมจุดตัวแทน </w:t>
-      </w:r>
-      <w:r>
-        <w:t xml:space="preserve">P </w:t>
-      </w:r>
-      <w:r>
-        <w:rPr>
-          <w:rFonts w:hint="cs"/>
-          <w:cs/>
-        </w:rPr>
-        <w:t xml:space="preserve">มีพิกัดเป็น </w:t>
-      </w:r>
-      <w:r>
-        <w:t xml:space="preserve">X,Y,Z  </w:t>
-      </w:r>
-      <w:r>
-        <w:rPr>
-          <w:rFonts w:hint="cs"/>
-          <w:cs/>
-        </w:rPr>
-        <w:t xml:space="preserve">และมีความสูงเหนือทรงกลม </w:t>
-      </w:r>
-      <w:r>
-        <w:t>h (  2</w:t>
-      </w:r>
-      <w:r>
-        <w:rPr>
-          <w:rFonts w:hint="cs"/>
-          <w:cs/>
-        </w:rPr>
-        <w:t xml:space="preserve"> ภาพ ในหนึ่งหน้า </w:t>
-      </w:r>
-      <w:r>
-        <w:t xml:space="preserve"> A4) </w:t>
-      </w:r>
-      <w:r>
-        <w:rPr>
-          <w:rFonts w:hint="cs"/>
-          <w:cs/>
-        </w:rPr>
-        <w:t xml:space="preserve"> พร้อมแสดงพิกัดคา</w:t>
-      </w:r>
-      <w:proofErr w:type="spellStart"/>
-      <w:r>
-        <w:rPr>
-          <w:rFonts w:hint="cs"/>
-          <w:cs/>
-        </w:rPr>
-        <w:t>ร์</w:t>
-      </w:r>
-      <w:proofErr w:type="spellEnd"/>
-      <w:r>
-        <w:rPr>
-          <w:rFonts w:hint="cs"/>
-          <w:cs/>
-        </w:rPr>
-        <w:t>ทีเซียน</w:t>
-      </w:r>
-      <w:r>
-        <w:rPr>
-          <w:rFonts w:hint="cs"/>
-          <w:cs/>
-        </w:rPr>
-        <w:t xml:space="preserve"> </w:t>
-      </w:r>
-      <w:r>
-        <w:t>prime meridian, local meridian, equator</w:t>
+      <w:pPr>
+        <w:pStyle w:val="ListParagraph"/>
+        <w:numPr>
+          <w:ilvl w:val="0"/>
+          <w:numId w:val="1"/>
+        </w:numPr>
+      </w:pPr>
+      <w:r>
+        <w:rPr>
+          <w:rFonts w:hint="cs"/>
+          <w:cs/>
+        </w:rPr>
+        <w:t xml:space="preserve">กำหนดให้ ทรงรีโลก มีขนาดตามมาตรฐาน </w:t>
+      </w:r>
+      <w:r>
+        <w:rPr>
+          <w:rFonts w:hint="cs"/>
+        </w:rPr>
+        <w:t>WGS</w:t>
+      </w:r>
+      <w:r>
+        <w:rPr>
+          <w:rFonts w:hint="cs"/>
+          <w:cs/>
+        </w:rPr>
+        <w:t xml:space="preserve">84  จงคำนวณ รัศมีความโค้งในแนวเมอริเดียนที่ ละติจูด </w:t>
+      </w:r>
+      <w:r>
+        <w:t xml:space="preserve">30 </w:t>
+      </w:r>
+      <w:r>
+        <w:rPr>
+          <w:rFonts w:hint="cs"/>
+          <w:cs/>
+        </w:rPr>
+        <w:t>องศา</w:t>
+      </w:r>
+      <w:r>
+        <w:rPr>
+          <w:rFonts w:hint="cs"/>
+          <w:cs/>
+        </w:rPr>
+        <w:t xml:space="preserve"> หน่วยเมตร</w:t>
       </w:r>
     </w:p>
     <w:p>
-      <w:r>
-        <w:t>1</w:t>
-      </w:r>
-      <w:r>
-        <w:t>6</w:t>
-      </w:r>
-      <w:r>
+      <w:pPr>
+        <w:pStyle w:val="ListParagraph"/>
+        <w:numPr>
+          <w:ilvl w:val="0"/>
+          <w:numId w:val="1"/>
+        </w:numPr>
+      </w:pPr>
+      <w:r>
+        <w:rPr>
+          <w:rFonts w:hint="cs"/>
+          <w:cs/>
+        </w:rPr>
+        <w:t xml:space="preserve">กำหนดให้ ทรงรีโลก มีขนาดตามมาตรฐาน </w:t>
+      </w:r>
+      <w:r>
+        <w:rPr>
+          <w:rFonts w:hint="cs"/>
+        </w:rPr>
+        <w:t>WGS</w:t>
+      </w:r>
+      <w:r>
+        <w:rPr>
+          <w:rFonts w:hint="cs"/>
+          <w:cs/>
+        </w:rPr>
+        <w:t xml:space="preserve">84  จงคำนวณ รัศมีความโค้งในแนวเมอริเดียนที่  ละติจูด </w:t>
+      </w:r>
+      <w:r>
+        <w:t xml:space="preserve">60 </w:t>
+      </w:r>
+      <w:r>
+        <w:rPr>
+          <w:rFonts w:hint="cs"/>
+          <w:cs/>
+        </w:rPr>
+        <w:t>องศา</w:t>
+      </w:r>
+      <w:r>
+        <w:rPr>
+          <w:rFonts w:hint="cs"/>
+          <w:cs/>
+        </w:rPr>
+        <w:t>หน่วยเมตร</w:t>
+      </w:r>
+    </w:p>
+    <w:p>
+      <w:pPr>
+        <w:pStyle w:val="ListParagraph"/>
+        <w:numPr>
+          <w:ilvl w:val="0"/>
+          <w:numId w:val="1"/>
+        </w:numPr>
+      </w:pPr>
+      <w:r>
+        <w:rPr>
+          <w:rFonts w:hint="cs"/>
+          <w:cs/>
+        </w:rPr>
+        <w:t xml:space="preserve">กำหนดให้ ทรงรีโลก มีขนาดตามมาตรฐาน </w:t>
+      </w:r>
+      <w:r>
+        <w:rPr>
+          <w:rFonts w:hint="cs"/>
+        </w:rPr>
+        <w:t>WGS</w:t>
+      </w:r>
+      <w:r>
+        <w:rPr>
+          <w:rFonts w:hint="cs"/>
+          <w:cs/>
+        </w:rPr>
+        <w:t xml:space="preserve">84  จงคำนวณ รัศมีความโค้งในแนว </w:t>
+      </w:r>
+      <w:r>
+        <w:t xml:space="preserve">prime vertical </w:t>
+      </w:r>
+      <w:r>
+        <w:rPr>
+          <w:rFonts w:hint="cs"/>
+          <w:cs/>
+        </w:rPr>
+        <w:t xml:space="preserve">ที่ละติจูด </w:t>
+      </w:r>
+      <w:r>
+        <w:t xml:space="preserve">30 </w:t>
+      </w:r>
+      <w:r>
+        <w:rPr>
+          <w:rFonts w:hint="cs"/>
+          <w:cs/>
+        </w:rPr>
+        <w:t>องศา</w:t>
+      </w:r>
+      <w:r>
+        <w:rPr>
+          <w:rFonts w:hint="cs"/>
+          <w:cs/>
+        </w:rPr>
+        <w:t xml:space="preserve"> หน่วยเมตร</w:t>
+      </w:r>
+    </w:p>
+    <w:p>
+      <w:pPr>
+        <w:pStyle w:val="ListParagraph"/>
+        <w:numPr>
+          <w:ilvl w:val="0"/>
+          <w:numId w:val="1"/>
+        </w:numPr>
+      </w:pPr>
+      <w:r>
+        <w:rPr>
+          <w:rFonts w:hint="cs"/>
+          <w:cs/>
+        </w:rPr>
+        <w:t xml:space="preserve">กำหนดให้ ทรงรีโลก มีขนาดตามมาตรฐาน </w:t>
+      </w:r>
+      <w:r>
+        <w:rPr>
+          <w:rFonts w:hint="cs"/>
+        </w:rPr>
+        <w:t>WGS</w:t>
+      </w:r>
+      <w:r>
+        <w:rPr>
+          <w:rFonts w:hint="cs"/>
+          <w:cs/>
+        </w:rPr>
+        <w:t xml:space="preserve">84  จงคำนวณ รัศมีความโค้งในแนว </w:t>
+      </w:r>
+      <w:r>
+        <w:t xml:space="preserve">prime vertical </w:t>
+      </w:r>
+      <w:r>
+        <w:rPr>
+          <w:rFonts w:hint="cs"/>
+          <w:cs/>
+        </w:rPr>
+        <w:t xml:space="preserve">ที่  พิกัด </w:t>
+      </w:r>
+      <w:r>
+        <w:t xml:space="preserve"> 60 </w:t>
+      </w:r>
+      <w:r>
+        <w:rPr>
+          <w:rFonts w:hint="cs"/>
+          <w:cs/>
+        </w:rPr>
+        <w:t>องศา</w:t>
+      </w:r>
+      <w:r>
+        <w:rPr>
+          <w:rFonts w:hint="cs"/>
+          <w:cs/>
+        </w:rPr>
+        <w:t xml:space="preserve"> หน่วยเมตร</w:t>
+      </w:r>
+      <w:r>
+        <w:rPr>
+          <w:cs/>
+        </w:rPr>
+        <w:br/>
+      </w:r>
+    </w:p>
+    <w:p>
+      <w:pPr>
+        <w:pStyle w:val="ListParagraph"/>
+        <w:numPr>
+          <w:ilvl w:val="0"/>
+          <w:numId w:val="1"/>
+        </w:numPr>
+      </w:pPr>
+      <w:r>
+        <w:rPr>
+          <w:rFonts w:hint="cs"/>
+          <w:cs/>
+        </w:rPr>
+        <w:t xml:space="preserve">รูปทรงรีของโลก หากระบุด้วย ระยะทางกึงแกนยาว </w:t>
+      </w:r>
+      <w:r>
+        <w:t xml:space="preserve">a </w:t>
+      </w:r>
+      <w:r>
+        <w:rPr>
+          <w:rFonts w:hint="cs"/>
+          <w:cs/>
+        </w:rPr>
+        <w:t>และ</w:t>
+      </w:r>
+      <w:r>
+        <w:rPr>
+          <w:cs/>
+        </w:rPr>
+        <w:t>ค่าส่วนกลับความแบนของทรงรี</w:t>
+      </w:r>
+      <w:r>
+        <w:rPr>
+          <w:rFonts w:hint="cs"/>
+          <w:cs/>
+        </w:rPr>
         <w:t xml:space="preserve"> </w:t>
       </w:r>
       <w:r>
-        <w:rPr>
-          <w:rFonts w:hint="cs"/>
-          <w:cs/>
-        </w:rPr>
-        <w:t xml:space="preserve">จงวาดรูปบน กระดาษ </w:t>
-      </w:r>
-      <w:r>
-        <w:t xml:space="preserve">A4 </w:t>
-      </w:r>
-      <w:r>
-        <w:rPr>
-          <w:rFonts w:hint="cs"/>
-          <w:cs/>
-        </w:rPr>
-        <w:t xml:space="preserve">แสดงมุมเอียงของทรงรีโลก ปรากฏแกน </w:t>
-      </w:r>
-      <w:r>
-        <w:t xml:space="preserve">X,Y,Z </w:t>
-      </w:r>
-      <w:r>
-        <w:rPr>
-          <w:rFonts w:hint="cs"/>
-          <w:cs/>
-        </w:rPr>
-        <w:t>ผิวทรงรีโลก</w:t>
-      </w:r>
-      <w:r>
-        <w:t xml:space="preserve">  </w:t>
-      </w:r>
-      <w:r>
-        <w:rPr>
-          <w:rFonts w:hint="cs"/>
-          <w:cs/>
-        </w:rPr>
-        <w:t xml:space="preserve">พร้อมจุดตัวแทน </w:t>
-      </w:r>
-      <w:r>
-        <w:t xml:space="preserve">P </w:t>
-      </w:r>
-      <w:r>
-        <w:rPr>
-          <w:rFonts w:hint="cs"/>
-          <w:cs/>
-        </w:rPr>
-        <w:t xml:space="preserve">มีพิกัดเป็น </w:t>
-      </w:r>
-      <w:r>
-        <w:t xml:space="preserve">X,Y,Z  </w:t>
-      </w:r>
-      <w:r>
-        <w:rPr>
-          <w:rFonts w:hint="cs"/>
-          <w:cs/>
-        </w:rPr>
-        <w:t xml:space="preserve">และมีความสูงเหนือทรงรี </w:t>
-      </w:r>
-      <w:r>
-        <w:t>h (  2</w:t>
-      </w:r>
-      <w:r>
-        <w:rPr>
-          <w:rFonts w:hint="cs"/>
-          <w:cs/>
-        </w:rPr>
-        <w:t xml:space="preserve"> ภาพ ในหนึ่งหน้า </w:t>
-      </w:r>
-      <w:r>
-        <w:t xml:space="preserve"> A4)</w:t>
-      </w:r>
-      <w:r>
-        <w:rPr>
-          <w:rFonts w:hint="cs"/>
-          <w:cs/>
-        </w:rPr>
-        <w:t xml:space="preserve"> พร้อมแสดงพิกัดคา</w:t>
-      </w:r>
-      <w:proofErr w:type="spellStart"/>
-      <w:r>
-        <w:rPr>
-          <w:rFonts w:hint="cs"/>
-          <w:cs/>
-        </w:rPr>
-        <w:t>ร์</w:t>
-      </w:r>
-      <w:proofErr w:type="spellEnd"/>
-      <w:r>
-        <w:rPr>
-          <w:rFonts w:hint="cs"/>
-          <w:cs/>
-        </w:rPr>
-        <w:t>ทีเซียน</w:t>
+        <w:t xml:space="preserve">(reciprocal flattening  </w:t>
+      </w:r>
+      <w:r>
+        <w:rPr>
+          <w:rFonts w:hint="cs"/>
+          <w:cs/>
+        </w:rPr>
+        <w:t xml:space="preserve">มีค่าประมาณ 1/300 </w:t>
       </w:r>
       <w:r>
         <w:t xml:space="preserve"> </w:t>
       </w:r>
       <w:r>
-        <w:t>prime meridian, local meridian, equator</w:t>
+        <w:rPr>
+          <w:rFonts w:hint="cs"/>
+          <w:cs/>
+        </w:rPr>
+        <w:t xml:space="preserve">หากเป็นเช่นนี้ รูปทรงกลมโลกจะมีค่า </w:t>
+      </w:r>
+      <w:r>
+        <w:t xml:space="preserve">reciprocal </w:t>
+      </w:r>
+      <w:r>
+        <w:rPr>
+          <w:rFonts w:hint="cs"/>
+          <w:cs/>
+        </w:rPr>
+        <w:t>เท่าใด</w:t>
       </w:r>
     </w:p>
-    <w:p/>
     <w:p>
       <w:pPr>
-        <w:rPr>
-          <w:rFonts w:hint="cs"/>
+        <w:pStyle w:val="ListParagraph"/>
+        <w:numPr>
+          <w:ilvl w:val="0"/>
+          <w:numId w:val="1"/>
+        </w:numPr>
+      </w:pPr>
+      <w:r>
+        <w:rPr>
+          <w:rFonts w:hint="cs"/>
+          <w:cs/>
+        </w:rPr>
+        <w:t xml:space="preserve">ให้ </w:t>
+      </w:r>
+      <w:r>
+        <w:t xml:space="preserve">upload Colab, </w:t>
+      </w:r>
+      <w:r>
+        <w:rPr>
+          <w:rFonts w:hint="cs"/>
+          <w:cs/>
+        </w:rPr>
+        <w:t xml:space="preserve">เรียนเรียงให้กระชับ เป็น 1 ไฟล์ </w:t>
+      </w:r>
+    </w:p>
+    <w:p>
+      <w:r>
+        <w:rPr>
+          <w:rFonts w:hint="cs"/>
+          <w:bdr w:val="single" w:sz="4" w:space="0" w:color="auto"/>
+          <w:cs/>
+        </w:rPr>
+        <w:t xml:space="preserve">นิสิตเลขประจำตัว </w:t>
+      </w:r>
+      <w:r>
+        <w:rPr>
+          <w:bdr w:val="single" w:sz="4" w:space="0" w:color="auto"/>
+        </w:rPr>
+        <w:t xml:space="preserve">XXXXXXXXXAB </w:t>
+      </w:r>
+      <w:r>
+        <w:rPr>
+          <w:rFonts w:hint="cs"/>
+          <w:bdr w:val="single" w:sz="4" w:space="0" w:color="auto"/>
+          <w:cs/>
+        </w:rPr>
+        <w:t xml:space="preserve">นำเลขท้าย </w:t>
+      </w:r>
+      <w:r>
+        <w:rPr>
+          <w:bdr w:val="single" w:sz="4" w:space="0" w:color="auto"/>
+        </w:rPr>
+        <w:t xml:space="preserve">AB </w:t>
+      </w:r>
+      <w:r>
+        <w:rPr>
+          <w:rFonts w:hint="cs"/>
+          <w:bdr w:val="single" w:sz="4" w:space="0" w:color="auto"/>
+          <w:cs/>
+        </w:rPr>
+        <w:t xml:space="preserve">ไปเลือกสนามบินลำดับที่ </w:t>
+      </w:r>
+      <w:r>
+        <w:rPr>
+          <w:bdr w:val="single" w:sz="4" w:space="0" w:color="auto"/>
+        </w:rPr>
+        <w:t xml:space="preserve">A </w:t>
+      </w:r>
+      <w:r>
+        <w:rPr>
+          <w:rFonts w:hint="cs"/>
+          <w:bdr w:val="single" w:sz="4" w:space="0" w:color="auto"/>
+          <w:cs/>
+        </w:rPr>
+        <w:t>จากตารางสนามบินในประเทศไท</w:t>
+      </w:r>
+      <w:r>
+        <w:rPr>
+          <w:rFonts w:hint="cs"/>
+          <w:bdr w:val="single" w:sz="4" w:space="0" w:color="auto"/>
+          <w:cs/>
+        </w:rPr>
+        <w:t>ย</w:t>
+      </w:r>
+      <w:r>
+        <w:rPr>
+          <w:rFonts w:hint="cs"/>
+          <w:bdr w:val="single" w:sz="4" w:space="0" w:color="auto"/>
+          <w:cs/>
+        </w:rPr>
+        <w:t xml:space="preserve">และลำดับที่ </w:t>
+      </w:r>
+      <w:r>
+        <w:rPr>
+          <w:bdr w:val="single" w:sz="4" w:space="0" w:color="auto"/>
+        </w:rPr>
+        <w:t xml:space="preserve">B </w:t>
+      </w:r>
+      <w:r>
+        <w:rPr>
+          <w:rFonts w:hint="cs"/>
+          <w:bdr w:val="single" w:sz="4" w:space="0" w:color="auto"/>
+          <w:cs/>
+        </w:rPr>
+        <w:t>จากตารางสนามบินในยุโรป</w:t>
+      </w:r>
+    </w:p>
+    <w:p>
+      <w:r>
+        <w:rPr>
+          <w:rFonts w:hint="cs"/>
+          <w:cs/>
+        </w:rPr>
+        <w:lastRenderedPageBreak/>
+        <w:t>จงคำนวณระยะทาง</w:t>
+      </w:r>
+      <w:r>
+        <w:rPr>
+          <w:rFonts w:hint="cs"/>
+          <w:cs/>
+        </w:rPr>
+        <w:t xml:space="preserve"> หน่วยเป็นเมตร ละเอียดถึง มิลลิเมตร ระยะทาง </w:t>
+      </w:r>
+      <w:r>
+        <w:rPr>
+          <w:rFonts w:hint="cs"/>
+          <w:cs/>
+        </w:rPr>
+        <w:t xml:space="preserve">จาก สนามบินในประเทศไทย </w:t>
+      </w:r>
+      <w:r>
+        <w:t>(A)</w:t>
+      </w:r>
+      <w:r>
+        <w:rPr>
+          <w:rFonts w:hint="cs"/>
+          <w:cs/>
+        </w:rPr>
+        <w:t xml:space="preserve"> ไปยังสนามบินยุโรป </w:t>
+      </w:r>
+      <w:r>
+        <w:t xml:space="preserve">(B) </w:t>
+      </w:r>
+      <w:r>
+        <w:rPr>
+          <w:rFonts w:hint="cs"/>
+          <w:cs/>
+        </w:rPr>
+        <w:t xml:space="preserve">เปรียบเทียบ ระยะทางคำนวนบนทรงกลม </w:t>
+      </w:r>
+      <w:r>
+        <w:t xml:space="preserve">R=6371  </w:t>
+      </w:r>
+      <w:r>
+        <w:rPr>
+          <w:rFonts w:hint="cs"/>
+          <w:cs/>
+        </w:rPr>
+        <w:t xml:space="preserve">กิโลเมตร เปรียบเทียบกับ คำนวณบนทรงรีโลก </w:t>
+      </w:r>
+      <w:r>
+        <w:t>WGS84</w:t>
+      </w:r>
+    </w:p>
+    <w:p>
+      <w:pPr>
+        <w:pStyle w:val="ListParagraph"/>
+        <w:numPr>
+          <w:ilvl w:val="0"/>
+          <w:numId w:val="1"/>
+        </w:numPr>
+      </w:pPr>
+      <w:r>
+        <w:rPr>
+          <w:rFonts w:hint="cs"/>
+          <w:cs/>
+        </w:rPr>
+        <w:t xml:space="preserve">ระยะทาง </w:t>
+      </w:r>
+      <w:r>
+        <w:t xml:space="preserve">A </w:t>
+      </w:r>
+      <w:r>
+        <w:rPr>
+          <w:rFonts w:hint="cs"/>
+          <w:cs/>
+        </w:rPr>
+        <w:t xml:space="preserve">ไป </w:t>
+      </w:r>
+      <w:r>
+        <w:t xml:space="preserve">B </w:t>
+      </w:r>
+      <w:r>
+        <w:rPr>
+          <w:rFonts w:hint="cs"/>
+          <w:cs/>
+        </w:rPr>
+        <w:t>คำนวณบน บนทรงกลมโลก จะมีระยะทางเท่าใด  ตอบหน่วย เมตร  ทศนิยมถึง มิลลิเมตร</w:t>
+      </w:r>
+    </w:p>
+    <w:p>
+      <w:pPr>
+        <w:pStyle w:val="ListParagraph"/>
+        <w:numPr>
+          <w:ilvl w:val="0"/>
+          <w:numId w:val="1"/>
+        </w:numPr>
+      </w:pPr>
+      <w:r>
+        <w:rPr>
+          <w:rFonts w:hint="cs"/>
+          <w:cs/>
+        </w:rPr>
+        <w:t xml:space="preserve">ระยะทาง </w:t>
+      </w:r>
+      <w:r>
+        <w:t xml:space="preserve">A </w:t>
+      </w:r>
+      <w:r>
+        <w:rPr>
+          <w:rFonts w:hint="cs"/>
+          <w:cs/>
+        </w:rPr>
+        <w:t xml:space="preserve">ไป </w:t>
+      </w:r>
+      <w:r>
+        <w:t xml:space="preserve">B </w:t>
+      </w:r>
+      <w:r>
+        <w:rPr>
+          <w:rFonts w:hint="cs"/>
+          <w:cs/>
+        </w:rPr>
+        <w:t>คำนวณบน บนทรงกลมรี จะมีระยะทางเท่าใด  ตอบหน่วย เมตร  ทศนิยมถึง มิลลิเมตร</w:t>
+      </w:r>
+    </w:p>
+    <w:p>
+      <w:pPr>
+        <w:pStyle w:val="ListParagraph"/>
+        <w:numPr>
+          <w:ilvl w:val="0"/>
+          <w:numId w:val="1"/>
+        </w:numPr>
+      </w:pPr>
+      <w:r>
+        <w:rPr>
+          <w:rFonts w:hint="cs"/>
+          <w:cs/>
+        </w:rPr>
+        <w:t>จงคำนวณทิศทางของเครื่องบิน</w:t>
+      </w:r>
+      <w:r>
+        <w:rPr>
+          <w:rFonts w:hint="cs"/>
+          <w:cs/>
+        </w:rPr>
+        <w:t xml:space="preserve"> หน่วยเป็น </w:t>
+      </w:r>
+      <w:r>
+        <w:t xml:space="preserve">decimal degree </w:t>
+      </w:r>
+      <w:r>
+        <w:rPr>
+          <w:rFonts w:hint="cs"/>
+          <w:cs/>
+        </w:rPr>
+        <w:t>ทศนิยม 9 ตำแหน่ง</w:t>
+      </w:r>
+      <w:r>
+        <w:rPr>
+          <w:rFonts w:hint="cs"/>
+          <w:cs/>
+        </w:rPr>
+        <w:t xml:space="preserve">    ทิศทางขณะขึ้นบิน จาก สนามบินในประเทศไทย </w:t>
+      </w:r>
+      <w:r>
+        <w:t>(A)</w:t>
+      </w:r>
+      <w:r>
+        <w:rPr>
+          <w:rFonts w:hint="cs"/>
+          <w:cs/>
+        </w:rPr>
+        <w:t xml:space="preserve">  สำหรับเส้นทางที่มุ่งไปสู่สนามบินยุโรป </w:t>
+      </w:r>
+      <w:r>
+        <w:t xml:space="preserve">(B) </w:t>
+      </w:r>
+      <w:r>
+        <w:rPr>
+          <w:rFonts w:hint="cs"/>
+          <w:cs/>
+        </w:rPr>
+        <w:t xml:space="preserve">ให้คำนวณบนทรงรีโลก </w:t>
+      </w:r>
+      <w:r>
+        <w:t>WGS84</w:t>
+      </w:r>
+    </w:p>
+    <w:p>
+      <w:pPr>
+        <w:pStyle w:val="ListParagraph"/>
+      </w:pPr>
+    </w:p>
+    <w:p>
+      <w:pPr>
+        <w:pStyle w:val="ListParagraph"/>
+        <w:numPr>
+          <w:ilvl w:val="0"/>
+          <w:numId w:val="1"/>
+        </w:numPr>
+      </w:pPr>
+      <w:r>
+        <w:rPr>
+          <w:rFonts w:hint="cs"/>
+          <w:cs/>
+        </w:rPr>
+        <w:t xml:space="preserve">จงคำนวณทิศทางของเครื่องบิน หน่วยเป็น </w:t>
+      </w:r>
+      <w:r>
+        <w:t xml:space="preserve">decimal degree </w:t>
+      </w:r>
+      <w:r>
+        <w:rPr>
+          <w:rFonts w:hint="cs"/>
+          <w:cs/>
+        </w:rPr>
+        <w:t xml:space="preserve">ทศนิยม 9 ตำแหน่ง   ทิศทางเมื่อถึงสนามบินปลายทาง  กรณเส้นทางจาก สนามบินในประเทศไทย </w:t>
+      </w:r>
+      <w:r>
+        <w:t>(A)</w:t>
+      </w:r>
+      <w:r>
+        <w:rPr>
+          <w:rFonts w:hint="cs"/>
+          <w:cs/>
+        </w:rPr>
+        <w:t xml:space="preserve"> ไปยังสนามบินยุโรป </w:t>
+      </w:r>
+      <w:r>
+        <w:t xml:space="preserve">(B) </w:t>
+      </w:r>
+      <w:r>
+        <w:rPr>
+          <w:rFonts w:hint="cs"/>
+          <w:cs/>
+        </w:rPr>
+        <w:t xml:space="preserve">ให้คำนวณบนทรงรีโลก </w:t>
+      </w:r>
+      <w:r>
+        <w:t>WGS84</w:t>
+      </w:r>
+    </w:p>
+    <w:p>
+      <w:pPr>
+        <w:pStyle w:val="ListParagraph"/>
+      </w:pPr>
+    </w:p>
+    <w:p>
+      <w:pPr>
+        <w:pStyle w:val="ListParagraph"/>
+        <w:numPr>
+          <w:ilvl w:val="0"/>
+          <w:numId w:val="1"/>
+        </w:numPr>
+      </w:pPr>
+      <w:r>
+        <w:rPr>
+          <w:rFonts w:hint="cs"/>
+          <w:cs/>
+        </w:rPr>
+        <w:t>จงคำนวนพิกัด</w:t>
+      </w:r>
+    </w:p>
+    <w:p>
+      <w:pPr>
+        <w:rPr>
           <w:cs/>
         </w:rPr>
       </w:pPr>
@@ -876,6 +959,287 @@
     </w:sectPr>
   </w:body>
 </w:document>
+</file>
+
+<file path=word/numbering.xml><?xml version="1.0" encoding="utf-8"?>
+<w:numbering xmlns:wpc="http://schemas.microsoft.com/office/word/2010/wordprocessingCanvas" xmlns:cx="http://schemas.microsoft.com/office/drawing/2014/chartex" xmlns:cx1="http://schemas.microsoft.com/office/drawing/2015/9/8/chartex" xmlns:cx2="http://schemas.microsoft.com/office/drawing/2015/10/21/chartex" xmlns:cx3="http://schemas.microsoft.com/office/drawing/2016/5/9/chartex" xmlns:cx4="http://schemas.microsoft.com/office/drawing/2016/5/10/chartex" xmlns:cx5="http://schemas.microsoft.com/office/drawing/2016/5/11/chartex" xmlns:cx6="http://schemas.microsoft.com/office/drawing/2016/5/12/chartex" xmlns:cx7="http://schemas.microsoft.com/office/drawing/2016/5/13/chartex" xmlns:cx8="http://schemas.microsoft.com/office/drawing/2016/5/14/chartex" xmlns:mc="http://schemas.openxmlformats.org/markup-compatibility/2006" xmlns:aink="http://schemas.microsoft.com/office/drawing/2016/ink" xmlns:am3d="http://schemas.microsoft.com/office/drawing/2017/model3d" xmlns:o="urn:schemas-microsoft-com:office:office" xmlns:oel="http://schemas.microsoft.com/office/2019/extlst" xmlns:r="http://schemas.openxmlformats.org/officeDocument/2006/relationships" xmlns:m="http://schemas.openxmlformats.org/officeDocument/2006/math" xmlns:v="urn:schemas-microsoft-com:vml" xmlns:wp14="http://schemas.microsoft.com/office/word/2010/wordprocessingDrawing" xmlns:wp="http://schemas.openxmlformats.org/drawingml/2006/wordprocessingDrawing" xmlns:w10="urn:schemas-microsoft-com:office:word" xmlns:w="http://schemas.openxmlformats.org/wordprocessingml/2006/main" xmlns:w14="http://schemas.microsoft.com/office/word/2010/wordml" xmlns:w15="http://schemas.microsoft.com/office/word/2012/wordml" xmlns:w16cex="http://schemas.microsoft.com/office/word/2018/wordml/cex" xmlns:w16cid="http://schemas.microsoft.com/office/word/2016/wordml/cid" xmlns:w16="http://schemas.microsoft.com/office/word/2018/wordml" xmlns:w16du="http://schemas.microsoft.com/office/word/2023/wordml/word16du" xmlns:w16sdtdh="http://schemas.microsoft.com/office/word/2020/wordml/sdtdatahash" xmlns:w16sdtfl="http://schemas.microsoft.com/office/word/2024/wordml/sdtformatlock" xmlns:w16se="http://schemas.microsoft.com/office/word/2015/wordml/symex" xmlns:wpg="http://schemas.microsoft.com/office/word/2010/wordprocessingGroup" xmlns:wpi="http://schemas.microsoft.com/office/word/2010/wordprocessingInk" xmlns:wne="http://schemas.microsoft.com/office/word/2006/wordml" xmlns:wps="http://schemas.microsoft.com/office/word/2010/wordprocessingShape" mc:Ignorable="w14 w15 w16se w16cid w16 w16cex w16sdtdh w16sdtfl w16du wp14">
+  <w:abstractNum w:abstractNumId="0" w15:restartNumberingAfterBreak="0">
+    <w:nsid w:val="031F7062"/>
+    <w:multiLevelType w:val="hybridMultilevel"/>
+    <w:tmpl w:val="B4468708"/>
+    <w:lvl w:ilvl="0" w:tplc="0409000F">
+      <w:start w:val="1"/>
+      <w:numFmt w:val="decimal"/>
+      <w:lvlText w:val="%1."/>
+      <w:lvlJc w:val="left"/>
+      <w:pPr>
+        <w:ind w:left="720" w:hanging="360"/>
+      </w:pPr>
+      <w:rPr>
+        <w:rFonts w:hint="default"/>
+      </w:rPr>
+    </w:lvl>
+    <w:lvl w:ilvl="1" w:tplc="04090019" w:tentative="1">
+      <w:start w:val="1"/>
+      <w:numFmt w:val="lowerLetter"/>
+      <w:lvlText w:val="%2."/>
+      <w:lvlJc w:val="left"/>
+      <w:pPr>
+        <w:ind w:left="1440" w:hanging="360"/>
+      </w:pPr>
+    </w:lvl>
+    <w:lvl w:ilvl="2" w:tplc="0409001B" w:tentative="1">
+      <w:start w:val="1"/>
+      <w:numFmt w:val="lowerRoman"/>
+      <w:lvlText w:val="%3."/>
+      <w:lvlJc w:val="right"/>
+      <w:pPr>
+        <w:ind w:left="2160" w:hanging="180"/>
+      </w:pPr>
+    </w:lvl>
+    <w:lvl w:ilvl="3" w:tplc="0409000F" w:tentative="1">
+      <w:start w:val="1"/>
+      <w:numFmt w:val="decimal"/>
+      <w:lvlText w:val="%4."/>
+      <w:lvlJc w:val="left"/>
+      <w:pPr>
+        <w:ind w:left="2880" w:hanging="360"/>
+      </w:pPr>
+    </w:lvl>
+    <w:lvl w:ilvl="4" w:tplc="04090019" w:tentative="1">
+      <w:start w:val="1"/>
+      <w:numFmt w:val="lowerLetter"/>
+      <w:lvlText w:val="%5."/>
+      <w:lvlJc w:val="left"/>
+      <w:pPr>
+        <w:ind w:left="3600" w:hanging="360"/>
+      </w:pPr>
+    </w:lvl>
+    <w:lvl w:ilvl="5" w:tplc="0409001B" w:tentative="1">
+      <w:start w:val="1"/>
+      <w:numFmt w:val="lowerRoman"/>
+      <w:lvlText w:val="%6."/>
+      <w:lvlJc w:val="right"/>
+      <w:pPr>
+        <w:ind w:left="4320" w:hanging="180"/>
+      </w:pPr>
+    </w:lvl>
+    <w:lvl w:ilvl="6" w:tplc="0409000F" w:tentative="1">
+      <w:start w:val="1"/>
+      <w:numFmt w:val="decimal"/>
+      <w:lvlText w:val="%7."/>
+      <w:lvlJc w:val="left"/>
+      <w:pPr>
+        <w:ind w:left="5040" w:hanging="360"/>
+      </w:pPr>
+    </w:lvl>
+    <w:lvl w:ilvl="7" w:tplc="04090019" w:tentative="1">
+      <w:start w:val="1"/>
+      <w:numFmt w:val="lowerLetter"/>
+      <w:lvlText w:val="%8."/>
+      <w:lvlJc w:val="left"/>
+      <w:pPr>
+        <w:ind w:left="5760" w:hanging="360"/>
+      </w:pPr>
+    </w:lvl>
+    <w:lvl w:ilvl="8" w:tplc="0409001B" w:tentative="1">
+      <w:start w:val="1"/>
+      <w:numFmt w:val="lowerRoman"/>
+      <w:lvlText w:val="%9."/>
+      <w:lvlJc w:val="right"/>
+      <w:pPr>
+        <w:ind w:left="6480" w:hanging="180"/>
+      </w:pPr>
+    </w:lvl>
+  </w:abstractNum>
+  <w:abstractNum w:abstractNumId="1" w15:restartNumberingAfterBreak="0">
+    <w:nsid w:val="112E49C5"/>
+    <w:multiLevelType w:val="hybridMultilevel"/>
+    <w:tmpl w:val="2AE4EA48"/>
+    <w:lvl w:ilvl="0" w:tplc="0409000F">
+      <w:start w:val="11"/>
+      <w:numFmt w:val="decimal"/>
+      <w:lvlText w:val="%1."/>
+      <w:lvlJc w:val="left"/>
+      <w:pPr>
+        <w:ind w:left="720" w:hanging="360"/>
+      </w:pPr>
+      <w:rPr>
+        <w:rFonts w:hint="default"/>
+      </w:rPr>
+    </w:lvl>
+    <w:lvl w:ilvl="1" w:tplc="04090019" w:tentative="1">
+      <w:start w:val="1"/>
+      <w:numFmt w:val="lowerLetter"/>
+      <w:lvlText w:val="%2."/>
+      <w:lvlJc w:val="left"/>
+      <w:pPr>
+        <w:ind w:left="1440" w:hanging="360"/>
+      </w:pPr>
+    </w:lvl>
+    <w:lvl w:ilvl="2" w:tplc="0409001B" w:tentative="1">
+      <w:start w:val="1"/>
+      <w:numFmt w:val="lowerRoman"/>
+      <w:lvlText w:val="%3."/>
+      <w:lvlJc w:val="right"/>
+      <w:pPr>
+        <w:ind w:left="2160" w:hanging="180"/>
+      </w:pPr>
+    </w:lvl>
+    <w:lvl w:ilvl="3" w:tplc="0409000F" w:tentative="1">
+      <w:start w:val="1"/>
+      <w:numFmt w:val="decimal"/>
+      <w:lvlText w:val="%4."/>
+      <w:lvlJc w:val="left"/>
+      <w:pPr>
+        <w:ind w:left="2880" w:hanging="360"/>
+      </w:pPr>
+    </w:lvl>
+    <w:lvl w:ilvl="4" w:tplc="04090019" w:tentative="1">
+      <w:start w:val="1"/>
+      <w:numFmt w:val="lowerLetter"/>
+      <w:lvlText w:val="%5."/>
+      <w:lvlJc w:val="left"/>
+      <w:pPr>
+        <w:ind w:left="3600" w:hanging="360"/>
+      </w:pPr>
+    </w:lvl>
+    <w:lvl w:ilvl="5" w:tplc="0409001B" w:tentative="1">
+      <w:start w:val="1"/>
+      <w:numFmt w:val="lowerRoman"/>
+      <w:lvlText w:val="%6."/>
+      <w:lvlJc w:val="right"/>
+      <w:pPr>
+        <w:ind w:left="4320" w:hanging="180"/>
+      </w:pPr>
+    </w:lvl>
+    <w:lvl w:ilvl="6" w:tplc="0409000F" w:tentative="1">
+      <w:start w:val="1"/>
+      <w:numFmt w:val="decimal"/>
+      <w:lvlText w:val="%7."/>
+      <w:lvlJc w:val="left"/>
+      <w:pPr>
+        <w:ind w:left="5040" w:hanging="360"/>
+      </w:pPr>
+    </w:lvl>
+    <w:lvl w:ilvl="7" w:tplc="04090019" w:tentative="1">
+      <w:start w:val="1"/>
+      <w:numFmt w:val="lowerLetter"/>
+      <w:lvlText w:val="%8."/>
+      <w:lvlJc w:val="left"/>
+      <w:pPr>
+        <w:ind w:left="5760" w:hanging="360"/>
+      </w:pPr>
+    </w:lvl>
+    <w:lvl w:ilvl="8" w:tplc="0409001B" w:tentative="1">
+      <w:start w:val="1"/>
+      <w:numFmt w:val="lowerRoman"/>
+      <w:lvlText w:val="%9."/>
+      <w:lvlJc w:val="right"/>
+      <w:pPr>
+        <w:ind w:left="6480" w:hanging="180"/>
+      </w:pPr>
+    </w:lvl>
+  </w:abstractNum>
+  <w:abstractNum w:abstractNumId="2" w15:restartNumberingAfterBreak="0">
+    <w:nsid w:val="51364095"/>
+    <w:multiLevelType w:val="hybridMultilevel"/>
+    <w:tmpl w:val="0F407FB0"/>
+    <w:lvl w:ilvl="0" w:tplc="0409000F">
+      <w:start w:val="1"/>
+      <w:numFmt w:val="decimal"/>
+      <w:lvlText w:val="%1."/>
+      <w:lvlJc w:val="left"/>
+      <w:pPr>
+        <w:ind w:left="720" w:hanging="360"/>
+      </w:pPr>
+      <w:rPr>
+        <w:rFonts w:hint="default"/>
+      </w:rPr>
+    </w:lvl>
+    <w:lvl w:ilvl="1" w:tplc="04090019" w:tentative="1">
+      <w:start w:val="1"/>
+      <w:numFmt w:val="lowerLetter"/>
+      <w:lvlText w:val="%2."/>
+      <w:lvlJc w:val="left"/>
+      <w:pPr>
+        <w:ind w:left="1440" w:hanging="360"/>
+      </w:pPr>
+    </w:lvl>
+    <w:lvl w:ilvl="2" w:tplc="0409001B" w:tentative="1">
+      <w:start w:val="1"/>
+      <w:numFmt w:val="lowerRoman"/>
+      <w:lvlText w:val="%3."/>
+      <w:lvlJc w:val="right"/>
+      <w:pPr>
+        <w:ind w:left="2160" w:hanging="180"/>
+      </w:pPr>
+    </w:lvl>
+    <w:lvl w:ilvl="3" w:tplc="0409000F" w:tentative="1">
+      <w:start w:val="1"/>
+      <w:numFmt w:val="decimal"/>
+      <w:lvlText w:val="%4."/>
+      <w:lvlJc w:val="left"/>
+      <w:pPr>
+        <w:ind w:left="2880" w:hanging="360"/>
+      </w:pPr>
+    </w:lvl>
+    <w:lvl w:ilvl="4" w:tplc="04090019" w:tentative="1">
+      <w:start w:val="1"/>
+      <w:numFmt w:val="lowerLetter"/>
+      <w:lvlText w:val="%5."/>
+      <w:lvlJc w:val="left"/>
+      <w:pPr>
+        <w:ind w:left="3600" w:hanging="360"/>
+      </w:pPr>
+    </w:lvl>
+    <w:lvl w:ilvl="5" w:tplc="0409001B" w:tentative="1">
+      <w:start w:val="1"/>
+      <w:numFmt w:val="lowerRoman"/>
+      <w:lvlText w:val="%6."/>
+      <w:lvlJc w:val="right"/>
+      <w:pPr>
+        <w:ind w:left="4320" w:hanging="180"/>
+      </w:pPr>
+    </w:lvl>
+    <w:lvl w:ilvl="6" w:tplc="0409000F" w:tentative="1">
+      <w:start w:val="1"/>
+      <w:numFmt w:val="decimal"/>
+      <w:lvlText w:val="%7."/>
+      <w:lvlJc w:val="left"/>
+      <w:pPr>
+        <w:ind w:left="5040" w:hanging="360"/>
+      </w:pPr>
+    </w:lvl>
+    <w:lvl w:ilvl="7" w:tplc="04090019" w:tentative="1">
+      <w:start w:val="1"/>
+      <w:numFmt w:val="lowerLetter"/>
+      <w:lvlText w:val="%8."/>
+      <w:lvlJc w:val="left"/>
+      <w:pPr>
+        <w:ind w:left="5760" w:hanging="360"/>
+      </w:pPr>
+    </w:lvl>
+    <w:lvl w:ilvl="8" w:tplc="0409001B" w:tentative="1">
+      <w:start w:val="1"/>
+      <w:numFmt w:val="lowerRoman"/>
+      <w:lvlText w:val="%9."/>
+      <w:lvlJc w:val="right"/>
+      <w:pPr>
+        <w:ind w:left="6480" w:hanging="180"/>
+      </w:pPr>
+    </w:lvl>
+  </w:abstractNum>
+  <w:num w:numId="1" w16cid:durableId="1710257091">
+    <w:abstractNumId w:val="0"/>
+  </w:num>
+  <w:num w:numId="2" w16cid:durableId="1499342613">
+    <w:abstractNumId w:val="1"/>
+  </w:num>
+  <w:num w:numId="3" w16cid:durableId="245265108">
+    <w:abstractNumId w:val="2"/>
+  </w:num>
+</w:numbering>
 </file>
 
 <file path=word/styles.xml><?xml version="1.0" encoding="utf-8"?>
@@ -1793,6 +2157,48 @@
       <w:spacing w:val="5"/>
     </w:rPr>
   </w:style>
+  <w:style w:type="character" w:styleId="Hyperlink">
+    <w:name w:val="Hyperlink"/>
+    <w:basedOn w:val="DefaultParagraphFont"/>
+    <w:uiPriority w:val="99"/>
+    <w:unhideWhenUsed/>
+    <w:rsid w:val="00064D20"/>
+    <w:rPr>
+      <w:color w:val="467886" w:themeColor="hyperlink"/>
+      <w:u w:val="single"/>
+    </w:rPr>
+  </w:style>
+  <w:style w:type="character" w:styleId="UnresolvedMention">
+    <w:name w:val="Unresolved Mention"/>
+    <w:basedOn w:val="DefaultParagraphFont"/>
+    <w:uiPriority w:val="99"/>
+    <w:semiHidden/>
+    <w:unhideWhenUsed/>
+    <w:rsid w:val="00064D20"/>
+    <w:rPr>
+      <w:color w:val="605E5C"/>
+      <w:shd w:val="clear" w:color="auto" w:fill="E1DFDD"/>
+    </w:rPr>
+  </w:style>
+  <w:style w:type="table" w:styleId="TableGrid">
+    <w:name w:val="Table Grid"/>
+    <w:basedOn w:val="TableNormal"/>
+    <w:uiPriority w:val="39"/>
+    <w:rsid w:val="006F5F62"/>
+    <w:pPr>
+      <w:spacing w:after="0"/>
+    </w:pPr>
+    <w:tblPr>
+      <w:tblBorders>
+        <w:top w:val="single" w:sz="4" w:space="0" w:color="auto"/>
+        <w:left w:val="single" w:sz="4" w:space="0" w:color="auto"/>
+        <w:bottom w:val="single" w:sz="4" w:space="0" w:color="auto"/>
+        <w:right w:val="single" w:sz="4" w:space="0" w:color="auto"/>
+        <w:insideH w:val="single" w:sz="4" w:space="0" w:color="auto"/>
+        <w:insideV w:val="single" w:sz="4" w:space="0" w:color="auto"/>
+      </w:tblBorders>
+    </w:tblPr>
+  </w:style>
 </w:styles>
 </file>
 
